--- a/documentation.docx
+++ b/documentation.docx
@@ -5,21 +5,9 @@
     <w:p>
       <w:pPr>
         <w:pStyle w:val="Heading1"/>
-        <w:jc w:val="center"/>
-        <w:rPr>
-          <w:b/>
-          <w:bCs/>
-        </w:rPr>
-      </w:pPr>
-      <w:r>
-        <w:t xml:space="preserve">Title: </w:t>
-      </w:r>
-      <w:r>
-        <w:rPr>
-          <w:b/>
-          <w:bCs/>
-        </w:rPr>
-        <w:t>Predictive-Transaction-Intelligence-using-for-BFSI</w:t>
+      </w:pPr>
+      <w:r>
+        <w:t>Predictive Transaction Intelligence for the BFSI Sector</w:t>
       </w:r>
     </w:p>
     <w:p>
@@ -39,7 +27,7 @@
     </w:p>
     <w:p>
       <w:r>
-        <w:t xml:space="preserve">The Banking, Financial Services, and Insurance (BFSI) sector generates massive volumes of transaction data every day. With the rise in digital payments, mobile banking, and online financial services, the risk of fraudulent transactions has also increased significantly. This project, </w:t>
+        <w:t xml:space="preserve">The Banking, Financial Services, and Insurance (BFSI) sector faces exponential growth in daily transaction data, driven by digital payments, mobile banking, and online services. This digital shift concurrently elevates the risk of sophisticated fraudulent transactions. The </w:t>
       </w:r>
       <w:r>
         <w:rPr>
@@ -49,29 +37,24 @@
         <w:t>Predictive Transaction Intelligence</w:t>
       </w:r>
       <w:r>
-        <w:t xml:space="preserve">, aims to leverage Artificial Intelligence (AI) and </w:t>
-      </w:r>
-      <w:r>
-        <w:rPr>
-          <w:b/>
-          <w:bCs/>
-        </w:rPr>
-        <w:t>Large Language Models (LLMs)</w:t>
-      </w:r>
-      <w:r>
-        <w:t xml:space="preserve"> to analyze customer transaction patterns and predict future transactions while simultaneously detecting fraud risks in real-time.</w:t>
-      </w:r>
-    </w:p>
-    <w:p>
-      <w:pPr>
-        <w:rPr>
-          <w:b/>
-          <w:bCs/>
-        </w:rPr>
-      </w:pPr>
-      <w:r>
-        <w:br/>
-      </w:r>
+        <w:t xml:space="preserve"> project aims to harness the power of Artificial Intelligence (AI) and Large Language Models (LLMs) to </w:t>
+      </w:r>
+      <w:proofErr w:type="spellStart"/>
+      <w:r>
+        <w:t>analyze</w:t>
+      </w:r>
+      <w:proofErr w:type="spellEnd"/>
+      <w:r>
+        <w:t xml:space="preserve"> complex customer transaction patterns, forecast future financial activities, and simultaneously detect and flag fraud risks in real-time.</w:t>
+      </w:r>
+    </w:p>
+    <w:p>
+      <w:pPr>
+        <w:rPr>
+          <w:b/>
+          <w:bCs/>
+        </w:rPr>
+      </w:pPr>
       <w:r>
         <w:rPr>
           <w:b/>
@@ -82,44 +65,32 @@
     </w:p>
     <w:p>
       <w:r>
-        <w:t xml:space="preserve">Financial institutions rely heavily on risk assessment and fraud detection mechanisms to protect customers and prevent monetary losses. Traditional fraud detection models are often rule-based, static, and unable to adapt to evolving fraud strategies. With advancements in AI, particularly </w:t>
-      </w:r>
-      <w:r>
-        <w:rPr>
-          <w:b/>
-          <w:bCs/>
-        </w:rPr>
-        <w:t>machine learning and LLMs</w:t>
-      </w:r>
-      <w:r>
-        <w:t>, it is possible to analyze historical behavioral data and identify anomalies with greater accuracy and speed.</w:t>
-      </w:r>
-    </w:p>
-    <w:p>
-      <w:r>
-        <w:t xml:space="preserve">By combining </w:t>
-      </w:r>
-      <w:r>
-        <w:rPr>
-          <w:b/>
-          <w:bCs/>
-        </w:rPr>
-        <w:t>transaction history analysis, behavioral modeling, and predictive AI</w:t>
-      </w:r>
-      <w:r>
-        <w:t>, BFSI firms can not only detect fraud but also forecast customer transaction needs, thereby improving customer experience and operational efficiency.</w:t>
-      </w:r>
-    </w:p>
-    <w:p>
-      <w:pPr>
-        <w:rPr>
-          <w:b/>
-          <w:bCs/>
-        </w:rPr>
-      </w:pPr>
-      <w:r>
-        <w:br/>
-      </w:r>
+        <w:t xml:space="preserve">Financial institutions traditionally rely on static, rule-based systems for risk assessment and fraud detection. These systems often struggle to adapt to the constantly evolving methods used by financial criminals, leading to monetary losses and customer frustration. By integrating advanced AI techniques—specifically, deep machine learning for </w:t>
+      </w:r>
+      <w:proofErr w:type="spellStart"/>
+      <w:r>
+        <w:t>behavioral</w:t>
+      </w:r>
+      <w:proofErr w:type="spellEnd"/>
+      <w:r>
+        <w:t xml:space="preserve"> </w:t>
+      </w:r>
+      <w:proofErr w:type="spellStart"/>
+      <w:r>
+        <w:t>modeling</w:t>
+      </w:r>
+      <w:proofErr w:type="spellEnd"/>
+      <w:r>
+        <w:t xml:space="preserve"> and LLMs for contextual analysis—this project moves beyond static rules. The goal is to provide BFSI firms with a dynamic system capable of predicting customer transaction needs and accurately identifying anomalies, significantly enhancing both operational efficiency and customer experience.</w:t>
+      </w:r>
+    </w:p>
+    <w:p>
+      <w:pPr>
+        <w:rPr>
+          <w:b/>
+          <w:bCs/>
+        </w:rPr>
+      </w:pPr>
       <w:r>
         <w:rPr>
           <w:b/>
@@ -130,35 +101,32 @@
     </w:p>
     <w:p>
       <w:r>
-        <w:t>Despite the availability of digital tools, the BFSI sector faces challenges such as:</w:t>
+        <w:t>Despite continuous investment in security and analytical tools, the BFSI sector is confronted by several key challenges:</w:t>
       </w:r>
     </w:p>
     <w:p>
       <w:pPr>
         <w:numPr>
           <w:ilvl w:val="0"/>
-          <w:numId w:val="1"/>
+          <w:numId w:val="11"/>
         </w:numPr>
       </w:pPr>
       <w:r>
-        <w:t xml:space="preserve">Increasing </w:t>
-      </w:r>
-      <w:r>
-        <w:rPr>
-          <w:b/>
-          <w:bCs/>
-        </w:rPr>
-        <w:t>fraudulent transaction activities</w:t>
-      </w:r>
-      <w:r>
-        <w:t xml:space="preserve"> (identity theft, phishing, money laundering, etc.)</w:t>
+        <w:rPr>
+          <w:b/>
+          <w:bCs/>
+        </w:rPr>
+        <w:t>Increasing Fraud:</w:t>
+      </w:r>
+      <w:r>
+        <w:t xml:space="preserve"> A constant rise in fraudulent activities, including identity theft, phishing, and money laundering.</w:t>
       </w:r>
     </w:p>
     <w:p>
       <w:pPr>
         <w:numPr>
           <w:ilvl w:val="0"/>
-          <w:numId w:val="1"/>
+          <w:numId w:val="11"/>
         </w:numPr>
       </w:pPr>
       <w:r>
@@ -166,1119 +134,2065 @@
           <w:b/>
           <w:bCs/>
         </w:rPr>
-        <w:t>Static rule-based systems</w:t>
-      </w:r>
-      <w:r>
-        <w:t xml:space="preserve"> that fail to adapt to new fraud techniques</w:t>
+        <w:t>System Rigidity:</w:t>
+      </w:r>
+      <w:r>
+        <w:t xml:space="preserve"> Reliance on static, rule-based systems that are slow to adapt to new and evolving fraud techniques.</w:t>
       </w:r>
     </w:p>
     <w:p>
       <w:pPr>
         <w:numPr>
           <w:ilvl w:val="0"/>
-          <w:numId w:val="1"/>
+          <w:numId w:val="11"/>
         </w:numPr>
       </w:pPr>
       <w:r>
-        <w:t xml:space="preserve">Lack of real-time </w:t>
-      </w:r>
-      <w:r>
-        <w:rPr>
-          <w:b/>
-          <w:bCs/>
-        </w:rPr>
-        <w:t>transaction prediction and risk assessment</w:t>
+        <w:rPr>
+          <w:b/>
+          <w:bCs/>
+        </w:rPr>
+        <w:t>Lack of Real-Time Intelligence:</w:t>
+      </w:r>
+      <w:r>
+        <w:t xml:space="preserve"> An absence of efficient, real-time transaction prediction and dynamic risk assessment.</w:t>
       </w:r>
     </w:p>
     <w:p>
       <w:pPr>
         <w:numPr>
           <w:ilvl w:val="0"/>
-          <w:numId w:val="1"/>
+          <w:numId w:val="11"/>
         </w:numPr>
       </w:pPr>
       <w:r>
-        <w:t xml:space="preserve">Inefficient customer service in terms of </w:t>
-      </w:r>
-      <w:r>
-        <w:rPr>
-          <w:b/>
-          <w:bCs/>
-        </w:rPr>
-        <w:t>personalized financial recommendations</w:t>
-      </w:r>
-    </w:p>
-    <w:p>
-      <w:r>
-        <w:t>Hence, there is a need for a robust AI-driven system that can:</w:t>
+        <w:rPr>
+          <w:b/>
+          <w:bCs/>
+        </w:rPr>
+        <w:t>Inefficient Customer Service:</w:t>
+      </w:r>
+      <w:r>
+        <w:t xml:space="preserve"> Difficulty in delivering personalized, proactive financial recommendations to customers.</w:t>
+      </w:r>
+    </w:p>
+    <w:p>
+      <w:r>
+        <w:rPr>
+          <w:b/>
+          <w:bCs/>
+        </w:rPr>
+        <w:t>Hence, the primary need is for a robust, AI-driven system that can effectively:</w:t>
       </w:r>
     </w:p>
     <w:p>
       <w:pPr>
         <w:numPr>
           <w:ilvl w:val="0"/>
-          <w:numId w:val="2"/>
+          <w:numId w:val="12"/>
         </w:numPr>
       </w:pPr>
       <w:r>
-        <w:t>Predict future transactions based on customer history.</w:t>
+        <w:t>Predict future transactions based on individualized customer financial history.</w:t>
       </w:r>
     </w:p>
     <w:p>
       <w:pPr>
         <w:numPr>
           <w:ilvl w:val="0"/>
-          <w:numId w:val="2"/>
+          <w:numId w:val="12"/>
         </w:numPr>
       </w:pPr>
       <w:r>
-        <w:t>Detect fraudulent activities in real-time with high accuracy.</w:t>
-      </w:r>
-    </w:p>
-    <w:p>
-      <w:pPr>
-        <w:rPr>
-          <w:b/>
-          <w:bCs/>
-        </w:rPr>
-      </w:pPr>
-      <w:r>
+        <w:t>Detect and flag fraudulent activities in real-time with high confidence and accuracy.</w:t>
+      </w:r>
+    </w:p>
+    <w:p>
+      <w:pPr>
+        <w:rPr>
+          <w:b/>
+          <w:bCs/>
+        </w:rPr>
+      </w:pPr>
+      <w:r>
+        <w:rPr>
+          <w:b/>
+          <w:bCs/>
+        </w:rPr>
         <w:lastRenderedPageBreak/>
-        <w:br/>
-      </w:r>
-      <w:r>
-        <w:rPr>
-          <w:b/>
-          <w:bCs/>
-        </w:rPr>
         <w:t>4. Objectives</w:t>
       </w:r>
     </w:p>
     <w:p>
       <w:r>
-        <w:t>The main objectives of this project are:</w:t>
+        <w:t>The core objectives guiding this project are:</w:t>
       </w:r>
     </w:p>
     <w:p>
       <w:pPr>
         <w:numPr>
           <w:ilvl w:val="0"/>
-          <w:numId w:val="3"/>
+          <w:numId w:val="13"/>
         </w:numPr>
       </w:pPr>
       <w:r>
-        <w:t xml:space="preserve">To design a </w:t>
-      </w:r>
-      <w:r>
-        <w:rPr>
-          <w:b/>
-          <w:bCs/>
-        </w:rPr>
-        <w:t>predictive intelligence system</w:t>
-      </w:r>
-      <w:r>
-        <w:t xml:space="preserve"> for BFSI transactions.</w:t>
+        <w:t>To design and implement a highly accurate predictive intelligence system tailored for BFSI transactions.</w:t>
       </w:r>
     </w:p>
     <w:p>
       <w:pPr>
         <w:numPr>
           <w:ilvl w:val="0"/>
-          <w:numId w:val="3"/>
+          <w:numId w:val="13"/>
         </w:numPr>
       </w:pPr>
       <w:r>
-        <w:t xml:space="preserve">To integrate </w:t>
-      </w:r>
-      <w:r>
-        <w:rPr>
-          <w:b/>
-          <w:bCs/>
-        </w:rPr>
-        <w:t>Large Language Models (LLMs)</w:t>
-      </w:r>
-      <w:r>
-        <w:t xml:space="preserve"> for analyzing transaction patterns and customer behavior.</w:t>
+        <w:t xml:space="preserve">To integrate Large Language Models (LLMs) for advanced analysis of transaction context and customer </w:t>
+      </w:r>
+      <w:proofErr w:type="spellStart"/>
+      <w:r>
+        <w:t>behavior</w:t>
+      </w:r>
+      <w:proofErr w:type="spellEnd"/>
+      <w:r>
+        <w:t>, enabling natural language explanations of risks.</w:t>
       </w:r>
     </w:p>
     <w:p>
       <w:pPr>
         <w:numPr>
           <w:ilvl w:val="0"/>
-          <w:numId w:val="3"/>
+          <w:numId w:val="13"/>
         </w:numPr>
       </w:pPr>
       <w:r>
-        <w:t xml:space="preserve">To detect and flag </w:t>
-      </w:r>
-      <w:r>
-        <w:rPr>
-          <w:b/>
-          <w:bCs/>
-        </w:rPr>
-        <w:t>fraudulent transactions in real time</w:t>
-      </w:r>
-      <w:r>
-        <w:t>.</w:t>
+        <w:t>To develop real-time anomaly detection mechanisms to flag and block fraudulent transactions instantly.</w:t>
       </w:r>
     </w:p>
     <w:p>
       <w:pPr>
         <w:numPr>
           <w:ilvl w:val="0"/>
-          <w:numId w:val="3"/>
+          <w:numId w:val="13"/>
         </w:numPr>
       </w:pPr>
       <w:r>
-        <w:t xml:space="preserve">To provide BFSI institutions with actionable insights for </w:t>
-      </w:r>
-      <w:r>
-        <w:rPr>
-          <w:b/>
-          <w:bCs/>
-        </w:rPr>
-        <w:t>risk management and customer service</w:t>
-      </w:r>
-      <w:r>
-        <w:t>.</w:t>
-      </w:r>
-    </w:p>
-    <w:p>
-      <w:pPr>
-        <w:rPr>
-          <w:b/>
-          <w:bCs/>
-        </w:rPr>
-      </w:pPr>
-      <w:r>
-        <w:br/>
-      </w:r>
-      <w:r>
-        <w:rPr>
-          <w:b/>
-          <w:bCs/>
-        </w:rPr>
-        <w:t>5. Proposed Solution</w:t>
-      </w:r>
-    </w:p>
-    <w:p>
-      <w:r>
-        <w:t xml:space="preserve">The proposed solution leverages </w:t>
-      </w:r>
-      <w:r>
-        <w:rPr>
-          <w:b/>
-          <w:bCs/>
-        </w:rPr>
-        <w:t>AI + LLMs + predictive analytics</w:t>
-      </w:r>
-      <w:r>
-        <w:t>:</w:t>
+        <w:t>To provide BFSI institutions with actionable, personalized insights for proactive risk management and improved customer service.</w:t>
+      </w:r>
+    </w:p>
+    <w:p>
+      <w:pPr>
+        <w:rPr>
+          <w:b/>
+          <w:bCs/>
+        </w:rPr>
+      </w:pPr>
+      <w:r>
+        <w:rPr>
+          <w:b/>
+          <w:bCs/>
+        </w:rPr>
+        <w:t>5. Proposed Solution Architecture</w:t>
+      </w:r>
+    </w:p>
+    <w:p>
+      <w:r>
+        <w:t>The solution utilizes a hybrid approach combining supervised machine learning with contextual LLM integration:</w:t>
       </w:r>
     </w:p>
     <w:p>
       <w:pPr>
         <w:numPr>
           <w:ilvl w:val="0"/>
-          <w:numId w:val="4"/>
+          <w:numId w:val="14"/>
         </w:numPr>
       </w:pPr>
       <w:r>
-        <w:t xml:space="preserve">Use </w:t>
-      </w:r>
-      <w:r>
-        <w:rPr>
-          <w:b/>
-          <w:bCs/>
-        </w:rPr>
-        <w:t>transaction history and behavior analysis</w:t>
-      </w:r>
-      <w:r>
-        <w:t xml:space="preserve"> to model customer spending patterns.</w:t>
+        <w:rPr>
+          <w:b/>
+          <w:bCs/>
+        </w:rPr>
+        <w:t>Predictive Analytics:</w:t>
+      </w:r>
+      <w:r>
+        <w:t xml:space="preserve"> Use historical transaction data and </w:t>
+      </w:r>
+      <w:proofErr w:type="spellStart"/>
+      <w:r>
+        <w:t>behavioral</w:t>
+      </w:r>
+      <w:proofErr w:type="spellEnd"/>
+      <w:r>
+        <w:t xml:space="preserve"> patterns to model customer spending.</w:t>
       </w:r>
     </w:p>
     <w:p>
       <w:pPr>
         <w:numPr>
           <w:ilvl w:val="0"/>
-          <w:numId w:val="4"/>
+          <w:numId w:val="14"/>
         </w:numPr>
       </w:pPr>
       <w:r>
-        <w:t xml:space="preserve">Apply </w:t>
-      </w:r>
-      <w:r>
-        <w:rPr>
-          <w:b/>
-          <w:bCs/>
-        </w:rPr>
-        <w:t>supervised learning algorithms</w:t>
-      </w:r>
-      <w:r>
-        <w:t xml:space="preserve"> to detect fraud using historical labeled data.</w:t>
+        <w:rPr>
+          <w:b/>
+          <w:bCs/>
+        </w:rPr>
+        <w:t>Fraud Detection:</w:t>
+      </w:r>
+      <w:r>
+        <w:t xml:space="preserve"> Apply supervised learning algorithms (specifically </w:t>
+      </w:r>
+      <w:proofErr w:type="spellStart"/>
+      <w:r>
+        <w:t>XGBoost</w:t>
+      </w:r>
+      <w:proofErr w:type="spellEnd"/>
+      <w:r>
+        <w:t xml:space="preserve">) to classify transactions as legitimate or fraudulent based on </w:t>
+      </w:r>
+      <w:proofErr w:type="spellStart"/>
+      <w:r>
+        <w:t>labeled</w:t>
+      </w:r>
+      <w:proofErr w:type="spellEnd"/>
+      <w:r>
+        <w:t xml:space="preserve"> historical data.</w:t>
       </w:r>
     </w:p>
     <w:p>
       <w:pPr>
         <w:numPr>
           <w:ilvl w:val="0"/>
-          <w:numId w:val="4"/>
+          <w:numId w:val="14"/>
         </w:numPr>
       </w:pPr>
       <w:r>
-        <w:t xml:space="preserve">Implement </w:t>
-      </w:r>
-      <w:r>
-        <w:rPr>
-          <w:b/>
-          <w:bCs/>
-        </w:rPr>
-        <w:t>real-time anomaly detection</w:t>
-      </w:r>
-      <w:r>
-        <w:t xml:space="preserve"> for transactions that deviate from normal patterns.</w:t>
+        <w:rPr>
+          <w:b/>
+          <w:bCs/>
+        </w:rPr>
+        <w:t>Anomaly Detection:</w:t>
+      </w:r>
+      <w:r>
+        <w:t xml:space="preserve"> Implement real-time monitoring to identify transactions that significantly deviate from the established normal customer patterns.</w:t>
       </w:r>
     </w:p>
     <w:p>
       <w:pPr>
         <w:numPr>
           <w:ilvl w:val="0"/>
-          <w:numId w:val="4"/>
+          <w:numId w:val="14"/>
         </w:numPr>
       </w:pPr>
       <w:r>
-        <w:t xml:space="preserve">Integrate </w:t>
-      </w:r>
-      <w:r>
-        <w:rPr>
-          <w:b/>
-          <w:bCs/>
-        </w:rPr>
-        <w:t>LLMs for contextual understanding</w:t>
-      </w:r>
-      <w:r>
-        <w:t>, allowing the system to explain transaction risks and predict customer needs.</w:t>
+        <w:rPr>
+          <w:b/>
+          <w:bCs/>
+        </w:rPr>
+        <w:t>LLM Integration:</w:t>
+      </w:r>
+      <w:r>
+        <w:t xml:space="preserve"> Embed a specialized financial LLM to provide contextual understanding, explain risk factors, and generate personalized customer financial suggestions.</w:t>
       </w:r>
     </w:p>
     <w:p>
       <w:pPr>
         <w:numPr>
           <w:ilvl w:val="0"/>
-          <w:numId w:val="4"/>
+          <w:numId w:val="14"/>
         </w:numPr>
       </w:pPr>
       <w:r>
-        <w:t xml:space="preserve">Provide BFSI institutions with a </w:t>
-      </w:r>
-      <w:r>
-        <w:rPr>
-          <w:b/>
-          <w:bCs/>
-        </w:rPr>
-        <w:t>dashboard and alerting system</w:t>
-      </w:r>
-      <w:r>
-        <w:t xml:space="preserve"> to monitor transactions.</w:t>
-      </w:r>
-    </w:p>
-    <w:p>
-      <w:pPr>
-        <w:rPr>
-          <w:b/>
-          <w:bCs/>
-        </w:rPr>
-      </w:pPr>
-      <w:r>
-        <w:br/>
-      </w:r>
-      <w:r>
-        <w:br/>
-      </w:r>
-      <w:r>
-        <w:rPr>
-          <w:b/>
-          <w:bCs/>
-        </w:rPr>
-        <w:t>6. Dataset Description</w:t>
-      </w:r>
-    </w:p>
-    <w:p>
-      <w:pPr>
-        <w:rPr>
-          <w:b/>
-          <w:bCs/>
-        </w:rPr>
-      </w:pPr>
-      <w:r>
-        <w:rPr>
-          <w:b/>
-          <w:bCs/>
-        </w:rPr>
-        <w:t>Dataset 1: PaySim Synthetic Financial Datasets</w:t>
-      </w:r>
-    </w:p>
-    <w:p>
-      <w:r>
-        <w:rPr>
-          <w:rFonts w:ascii="Segoe UI Emoji" w:hAnsi="Segoe UI Emoji" w:cs="Segoe UI Emoji"/>
-        </w:rPr>
-        <w:t>📌</w:t>
-      </w:r>
-      <w:r>
-        <w:t xml:space="preserve"> </w:t>
-      </w:r>
-      <w:hyperlink r:id="rId5" w:tgtFrame="_new" w:history="1">
-        <w:r>
-          <w:rPr>
-            <w:rStyle w:val="Hyperlink"/>
-          </w:rPr>
-          <w:t>Link</w:t>
-        </w:r>
-      </w:hyperlink>
+        <w:rPr>
+          <w:b/>
+          <w:bCs/>
+        </w:rPr>
+        <w:t>Monitoring:</w:t>
+      </w:r>
+      <w:r>
+        <w:t xml:space="preserve"> Deliver all insights via a comprehensive dashboard and an instant alerting system for risk management teams.</w:t>
+      </w:r>
+    </w:p>
+    <w:p>
+      <w:pPr>
+        <w:rPr>
+          <w:b/>
+          <w:bCs/>
+        </w:rPr>
+      </w:pPr>
+      <w:r>
+        <w:rPr>
+          <w:b/>
+          <w:bCs/>
+        </w:rPr>
+        <w:t>6. Model and Methodology</w:t>
+      </w:r>
+    </w:p>
+    <w:p>
+      <w:pPr>
+        <w:rPr>
+          <w:b/>
+          <w:bCs/>
+        </w:rPr>
+      </w:pPr>
+      <w:r>
+        <w:rPr>
+          <w:b/>
+          <w:bCs/>
+        </w:rPr>
+        <w:t xml:space="preserve">6.1 Core Predictive Engine: </w:t>
+      </w:r>
+      <w:proofErr w:type="spellStart"/>
+      <w:r>
+        <w:rPr>
+          <w:b/>
+          <w:bCs/>
+        </w:rPr>
+        <w:t>XGBoost</w:t>
+      </w:r>
+      <w:proofErr w:type="spellEnd"/>
+    </w:p>
+    <w:p>
+      <w:r>
+        <w:t xml:space="preserve">The primary machine learning algorithm for fraud and churn prediction is </w:t>
+      </w:r>
+      <w:r>
+        <w:rPr>
+          <w:b/>
+          <w:bCs/>
+        </w:rPr>
+        <w:t>Extreme Gradient Boosting (</w:t>
+      </w:r>
+      <w:proofErr w:type="spellStart"/>
+      <w:r>
+        <w:rPr>
+          <w:b/>
+          <w:bCs/>
+        </w:rPr>
+        <w:t>XGBoost</w:t>
+      </w:r>
+      <w:proofErr w:type="spellEnd"/>
+      <w:r>
+        <w:rPr>
+          <w:b/>
+          <w:bCs/>
+        </w:rPr>
+        <w:t>)</w:t>
+      </w:r>
+      <w:r>
+        <w:t xml:space="preserve">. </w:t>
+      </w:r>
+      <w:proofErr w:type="spellStart"/>
+      <w:r>
+        <w:t>XGBoost</w:t>
+      </w:r>
+      <w:proofErr w:type="spellEnd"/>
+      <w:r>
+        <w:t xml:space="preserve"> works by building a series of decision trees sequentially. Each new tree corrects the errors (residuals) of the previous ones. Starting with an initial prediction, the model iteratively minimizes error by adding new "weak learner" trees, resulting in a highly optimized and accurate final ensemble model.</w:t>
+      </w:r>
+    </w:p>
+    <w:p>
+      <w:pPr>
+        <w:rPr>
+          <w:b/>
+          <w:bCs/>
+        </w:rPr>
+      </w:pPr>
+      <w:r>
+        <w:rPr>
+          <w:b/>
+          <w:bCs/>
+        </w:rPr>
+        <w:t>6.2 LLM Integration for Contextual Intelligence</w:t>
+      </w:r>
+    </w:p>
+    <w:p>
+      <w:r>
+        <w:lastRenderedPageBreak/>
+        <w:t>The following specialized and general-purpose LLMs were considered or used for financial understanding and natural language output:</w:t>
+      </w:r>
+    </w:p>
+    <w:tbl>
+      <w:tblPr>
+        <w:tblW w:w="0" w:type="auto"/>
+        <w:tblCellSpacing w:w="15" w:type="dxa"/>
+        <w:tblBorders>
+          <w:top w:val="single" w:sz="4" w:space="0" w:color="auto"/>
+          <w:left w:val="single" w:sz="4" w:space="0" w:color="auto"/>
+          <w:bottom w:val="single" w:sz="4" w:space="0" w:color="auto"/>
+          <w:right w:val="single" w:sz="4" w:space="0" w:color="auto"/>
+          <w:insideH w:val="single" w:sz="4" w:space="0" w:color="auto"/>
+          <w:insideV w:val="single" w:sz="4" w:space="0" w:color="auto"/>
+        </w:tblBorders>
+        <w:tblCellMar>
+          <w:top w:w="15" w:type="dxa"/>
+          <w:left w:w="15" w:type="dxa"/>
+          <w:bottom w:w="15" w:type="dxa"/>
+          <w:right w:w="15" w:type="dxa"/>
+        </w:tblCellMar>
+        <w:tblLook w:val="04A0" w:firstRow="1" w:lastRow="0" w:firstColumn="1" w:lastColumn="0" w:noHBand="0" w:noVBand="1"/>
+      </w:tblPr>
+      <w:tblGrid>
+        <w:gridCol w:w="2112"/>
+        <w:gridCol w:w="6904"/>
+      </w:tblGrid>
+      <w:tr>
+        <w:trPr>
+          <w:tblCellSpacing w:w="15" w:type="dxa"/>
+        </w:trPr>
+        <w:tc>
+          <w:tcPr>
+            <w:tcW w:w="0" w:type="auto"/>
+            <w:vAlign w:val="center"/>
+            <w:hideMark/>
+          </w:tcPr>
+          <w:p>
+            <w:pPr>
+              <w:rPr>
+                <w:b/>
+                <w:bCs/>
+              </w:rPr>
+            </w:pPr>
+            <w:r>
+              <w:rPr>
+                <w:b/>
+                <w:bCs/>
+              </w:rPr>
+              <w:t>Category</w:t>
+            </w:r>
+          </w:p>
+        </w:tc>
+        <w:tc>
+          <w:tcPr>
+            <w:tcW w:w="0" w:type="auto"/>
+            <w:vAlign w:val="center"/>
+            <w:hideMark/>
+          </w:tcPr>
+          <w:p>
+            <w:pPr>
+              <w:rPr>
+                <w:b/>
+                <w:bCs/>
+              </w:rPr>
+            </w:pPr>
+            <w:r>
+              <w:rPr>
+                <w:b/>
+                <w:bCs/>
+              </w:rPr>
+              <w:t>Models Considered</w:t>
+            </w:r>
+          </w:p>
+        </w:tc>
+      </w:tr>
+      <w:tr>
+        <w:trPr>
+          <w:tblCellSpacing w:w="15" w:type="dxa"/>
+        </w:trPr>
+        <w:tc>
+          <w:tcPr>
+            <w:tcW w:w="0" w:type="auto"/>
+            <w:vAlign w:val="center"/>
+            <w:hideMark/>
+          </w:tcPr>
+          <w:p>
+            <w:r>
+              <w:rPr>
+                <w:b/>
+                <w:bCs/>
+              </w:rPr>
+              <w:t>Financial LLMs</w:t>
+            </w:r>
+          </w:p>
+        </w:tc>
+        <w:tc>
+          <w:tcPr>
+            <w:tcW w:w="0" w:type="auto"/>
+            <w:vAlign w:val="center"/>
+            <w:hideMark/>
+          </w:tcPr>
+          <w:p>
+            <w:proofErr w:type="spellStart"/>
+            <w:r>
+              <w:t>FinGPT</w:t>
+            </w:r>
+            <w:proofErr w:type="spellEnd"/>
+            <w:r>
+              <w:t>, Instruct-</w:t>
+            </w:r>
+            <w:proofErr w:type="spellStart"/>
+            <w:r>
+              <w:t>FinGPT</w:t>
+            </w:r>
+            <w:proofErr w:type="spellEnd"/>
+            <w:r>
+              <w:t xml:space="preserve">, </w:t>
+            </w:r>
+            <w:proofErr w:type="spellStart"/>
+            <w:r>
+              <w:t>FinMA</w:t>
+            </w:r>
+            <w:proofErr w:type="spellEnd"/>
+            <w:r>
+              <w:t xml:space="preserve"> (7B), </w:t>
+            </w:r>
+            <w:proofErr w:type="spellStart"/>
+            <w:r>
+              <w:t>BloombergGPT</w:t>
+            </w:r>
+            <w:proofErr w:type="spellEnd"/>
+            <w:r>
+              <w:t>, CFGPT-sft-7B-Full</w:t>
+            </w:r>
+          </w:p>
+        </w:tc>
+      </w:tr>
+      <w:tr>
+        <w:trPr>
+          <w:tblCellSpacing w:w="15" w:type="dxa"/>
+        </w:trPr>
+        <w:tc>
+          <w:tcPr>
+            <w:tcW w:w="0" w:type="auto"/>
+            <w:vAlign w:val="center"/>
+            <w:hideMark/>
+          </w:tcPr>
+          <w:p>
+            <w:r>
+              <w:rPr>
+                <w:b/>
+                <w:bCs/>
+              </w:rPr>
+              <w:t>General LLMs</w:t>
+            </w:r>
+          </w:p>
+        </w:tc>
+        <w:tc>
+          <w:tcPr>
+            <w:tcW w:w="0" w:type="auto"/>
+            <w:vAlign w:val="center"/>
+            <w:hideMark/>
+          </w:tcPr>
+          <w:p>
+            <w:r>
+              <w:t>InternLM-7B, Falcon-7B, Mixtral-7B, Bhaichuan-7B</w:t>
+            </w:r>
+          </w:p>
+        </w:tc>
+      </w:tr>
+      <w:tr>
+        <w:trPr>
+          <w:tblCellSpacing w:w="15" w:type="dxa"/>
+        </w:trPr>
+        <w:tc>
+          <w:tcPr>
+            <w:tcW w:w="0" w:type="auto"/>
+            <w:vAlign w:val="center"/>
+            <w:hideMark/>
+          </w:tcPr>
+          <w:p>
+            <w:r>
+              <w:rPr>
+                <w:b/>
+                <w:bCs/>
+              </w:rPr>
+              <w:t>Model Used (14-10-25)</w:t>
+            </w:r>
+          </w:p>
+        </w:tc>
+        <w:tc>
+          <w:tcPr>
+            <w:tcW w:w="0" w:type="auto"/>
+            <w:vAlign w:val="center"/>
+            <w:hideMark/>
+          </w:tcPr>
+          <w:p>
+            <w:r>
+              <w:t>all-MiniLM-L6-v2 (Used for specific embedding/similarity tasks due to its efficiency)</w:t>
+            </w:r>
+          </w:p>
+        </w:tc>
+      </w:tr>
+    </w:tbl>
+    <w:p>
+      <w:pPr>
+        <w:rPr>
+          <w:b/>
+          <w:bCs/>
+        </w:rPr>
+      </w:pPr>
+      <w:r>
+        <w:rPr>
+          <w:b/>
+          <w:bCs/>
+        </w:rPr>
+        <w:t>6.3 Churn Prediction Variables</w:t>
+      </w:r>
+    </w:p>
+    <w:p>
+      <w:r>
+        <w:t>To address a key challenge in the BFSI sector, a churn prediction model was incorporated using the following important features:</w:t>
+      </w:r>
     </w:p>
     <w:p>
       <w:pPr>
         <w:numPr>
           <w:ilvl w:val="0"/>
-          <w:numId w:val="5"/>
+          <w:numId w:val="15"/>
         </w:numPr>
       </w:pPr>
       <w:r>
-        <w:t>Simulated financial transactions based on real-world data.</w:t>
+        <w:t>Age</w:t>
       </w:r>
     </w:p>
     <w:p>
       <w:pPr>
         <w:numPr>
           <w:ilvl w:val="0"/>
-          <w:numId w:val="5"/>
+          <w:numId w:val="15"/>
         </w:numPr>
       </w:pPr>
       <w:r>
-        <w:t>Fields include: transaction type (CASH-IN, CASH-OUT, TRANSFER), amount, old and new balances, fraud flag.</w:t>
+        <w:t>Geography</w:t>
       </w:r>
     </w:p>
     <w:p>
       <w:pPr>
         <w:numPr>
           <w:ilvl w:val="0"/>
-          <w:numId w:val="5"/>
+          <w:numId w:val="15"/>
         </w:numPr>
       </w:pPr>
       <w:r>
-        <w:t>Highly useful for fraud detection research.</w:t>
-      </w:r>
-    </w:p>
-    <w:p>
-      <w:pPr>
-        <w:rPr>
-          <w:b/>
-          <w:bCs/>
-        </w:rPr>
-      </w:pPr>
-      <w:r>
-        <w:rPr>
-          <w:b/>
-          <w:bCs/>
-        </w:rPr>
-        <w:t>Dataset 2: Fraud Detection Dataset (Kartik2112)</w:t>
-      </w:r>
-    </w:p>
-    <w:p>
-      <w:r>
-        <w:rPr>
-          <w:rFonts w:ascii="Segoe UI Emoji" w:hAnsi="Segoe UI Emoji" w:cs="Segoe UI Emoji"/>
-        </w:rPr>
-        <w:lastRenderedPageBreak/>
-        <w:t>📌</w:t>
-      </w:r>
-      <w:r>
-        <w:t xml:space="preserve"> </w:t>
-      </w:r>
-      <w:hyperlink r:id="rId6" w:tgtFrame="_new" w:history="1">
-        <w:r>
-          <w:rPr>
-            <w:rStyle w:val="Hyperlink"/>
-          </w:rPr>
-          <w:t>Link</w:t>
-        </w:r>
-      </w:hyperlink>
+        <w:t>Balance</w:t>
+      </w:r>
     </w:p>
     <w:p>
       <w:pPr>
         <w:numPr>
           <w:ilvl w:val="0"/>
-          <w:numId w:val="6"/>
+          <w:numId w:val="15"/>
         </w:numPr>
       </w:pPr>
       <w:r>
-        <w:t>Transaction data with customer demographic details.</w:t>
+        <w:t>Number of Products (</w:t>
+      </w:r>
+      <w:proofErr w:type="spellStart"/>
+      <w:r>
+        <w:t>NumofProducts</w:t>
+      </w:r>
+      <w:proofErr w:type="spellEnd"/>
+      <w:r>
+        <w:t>)</w:t>
       </w:r>
     </w:p>
     <w:p>
       <w:pPr>
         <w:numPr>
           <w:ilvl w:val="0"/>
-          <w:numId w:val="6"/>
+          <w:numId w:val="15"/>
         </w:numPr>
       </w:pPr>
       <w:r>
-        <w:t>Features: transaction date, category, amount, merchant details, fraud label.</w:t>
+        <w:t>Is Active Member</w:t>
       </w:r>
     </w:p>
     <w:p>
       <w:pPr>
         <w:numPr>
           <w:ilvl w:val="0"/>
-          <w:numId w:val="6"/>
+          <w:numId w:val="15"/>
         </w:numPr>
       </w:pPr>
       <w:r>
-        <w:t xml:space="preserve">Helps in </w:t>
+        <w:t>Gender (</w:t>
       </w:r>
       <w:proofErr w:type="spellStart"/>
       <w:r>
-        <w:t>modeling</w:t>
+        <w:t>Gender_Male</w:t>
       </w:r>
       <w:proofErr w:type="spellEnd"/>
       <w:r>
-        <w:t xml:space="preserve"> both fraud detection and customer </w:t>
-      </w:r>
-      <w:proofErr w:type="spellStart"/>
-      <w:r>
-        <w:t>behavioral</w:t>
-      </w:r>
-      <w:proofErr w:type="spellEnd"/>
-      <w:r>
-        <w:t xml:space="preserve"> patterns</w:t>
-      </w:r>
-    </w:p>
-    <w:p/>
-    <w:p>
-      <w:pPr>
-        <w:pStyle w:val="ListParagraph"/>
-        <w:ind w:left="0"/>
-      </w:pPr>
-      <w:r>
-        <w:t>13-10-25</w:t>
-      </w:r>
-    </w:p>
-    <w:p>
-      <w:pPr>
-        <w:pStyle w:val="ListParagraph"/>
-        <w:ind w:left="0"/>
-      </w:pPr>
-      <w:r>
-        <w:t>Present dataset is not suitable.</w:t>
-      </w:r>
-      <w:r>
+        <w:t>)</w:t>
+      </w:r>
+    </w:p>
+    <w:p>
+      <w:pPr>
+        <w:rPr>
+          <w:b/>
+          <w:bCs/>
+        </w:rPr>
+      </w:pPr>
+      <w:r>
+        <w:rPr>
+          <w:b/>
+          <w:bCs/>
+        </w:rPr>
+        <w:t>7. Dataset &amp; Benchmarks</w:t>
+      </w:r>
+    </w:p>
+    <w:p>
+      <w:pPr>
+        <w:rPr>
+          <w:b/>
+          <w:bCs/>
+        </w:rPr>
+      </w:pPr>
+      <w:r>
+        <w:rPr>
+          <w:b/>
+          <w:bCs/>
+        </w:rPr>
+        <w:t>7.1 Initial Dataset Overview</w:t>
+      </w:r>
+    </w:p>
+    <w:tbl>
+      <w:tblPr>
+        <w:tblW w:w="0" w:type="auto"/>
+        <w:tblCellSpacing w:w="15" w:type="dxa"/>
+        <w:tblBorders>
+          <w:top w:val="single" w:sz="4" w:space="0" w:color="auto"/>
+          <w:left w:val="single" w:sz="4" w:space="0" w:color="auto"/>
+          <w:bottom w:val="single" w:sz="4" w:space="0" w:color="auto"/>
+          <w:right w:val="single" w:sz="4" w:space="0" w:color="auto"/>
+          <w:insideH w:val="single" w:sz="4" w:space="0" w:color="auto"/>
+          <w:insideV w:val="single" w:sz="4" w:space="0" w:color="auto"/>
+        </w:tblBorders>
+        <w:tblCellMar>
+          <w:top w:w="15" w:type="dxa"/>
+          <w:left w:w="15" w:type="dxa"/>
+          <w:bottom w:w="15" w:type="dxa"/>
+          <w:right w:w="15" w:type="dxa"/>
+        </w:tblCellMar>
+        <w:tblLook w:val="04A0" w:firstRow="1" w:lastRow="0" w:firstColumn="1" w:lastColumn="0" w:noHBand="0" w:noVBand="1"/>
+      </w:tblPr>
+      <w:tblGrid>
+        <w:gridCol w:w="2110"/>
+        <w:gridCol w:w="1569"/>
+        <w:gridCol w:w="5337"/>
+      </w:tblGrid>
+      <w:tr>
+        <w:trPr>
+          <w:tblCellSpacing w:w="15" w:type="dxa"/>
+        </w:trPr>
+        <w:tc>
+          <w:tcPr>
+            <w:tcW w:w="0" w:type="auto"/>
+            <w:vAlign w:val="center"/>
+            <w:hideMark/>
+          </w:tcPr>
+          <w:p>
+            <w:pPr>
+              <w:rPr>
+                <w:b/>
+                <w:bCs/>
+              </w:rPr>
+            </w:pPr>
+            <w:r>
+              <w:rPr>
+                <w:b/>
+                <w:bCs/>
+              </w:rPr>
+              <w:t>Dataset</w:t>
+            </w:r>
+          </w:p>
+        </w:tc>
+        <w:tc>
+          <w:tcPr>
+            <w:tcW w:w="0" w:type="auto"/>
+            <w:vAlign w:val="center"/>
+            <w:hideMark/>
+          </w:tcPr>
+          <w:p>
+            <w:pPr>
+              <w:rPr>
+                <w:b/>
+                <w:bCs/>
+              </w:rPr>
+            </w:pPr>
+            <w:r>
+              <w:rPr>
+                <w:b/>
+                <w:bCs/>
+              </w:rPr>
+              <w:t>Purpose</w:t>
+            </w:r>
+          </w:p>
+        </w:tc>
+        <w:tc>
+          <w:tcPr>
+            <w:tcW w:w="0" w:type="auto"/>
+            <w:vAlign w:val="center"/>
+            <w:hideMark/>
+          </w:tcPr>
+          <w:p>
+            <w:pPr>
+              <w:rPr>
+                <w:b/>
+                <w:bCs/>
+              </w:rPr>
+            </w:pPr>
+            <w:r>
+              <w:rPr>
+                <w:b/>
+                <w:bCs/>
+              </w:rPr>
+              <w:t>Description</w:t>
+            </w:r>
+          </w:p>
+        </w:tc>
+      </w:tr>
+      <w:tr>
+        <w:trPr>
+          <w:tblCellSpacing w:w="15" w:type="dxa"/>
+        </w:trPr>
+        <w:tc>
+          <w:tcPr>
+            <w:tcW w:w="0" w:type="auto"/>
+            <w:vAlign w:val="center"/>
+            <w:hideMark/>
+          </w:tcPr>
+          <w:p>
+            <w:proofErr w:type="spellStart"/>
+            <w:r>
+              <w:rPr>
+                <w:b/>
+                <w:bCs/>
+              </w:rPr>
+              <w:t>PaySim</w:t>
+            </w:r>
+            <w:proofErr w:type="spellEnd"/>
+            <w:r>
+              <w:rPr>
+                <w:b/>
+                <w:bCs/>
+              </w:rPr>
+              <w:t xml:space="preserve"> Synthetic Financial</w:t>
+            </w:r>
+          </w:p>
+        </w:tc>
+        <w:tc>
+          <w:tcPr>
+            <w:tcW w:w="0" w:type="auto"/>
+            <w:vAlign w:val="center"/>
+            <w:hideMark/>
+          </w:tcPr>
+          <w:p>
+            <w:r>
+              <w:t>Fraud Detection</w:t>
+            </w:r>
+          </w:p>
+        </w:tc>
+        <w:tc>
+          <w:tcPr>
+            <w:tcW w:w="0" w:type="auto"/>
+            <w:vAlign w:val="center"/>
+            <w:hideMark/>
+          </w:tcPr>
+          <w:p>
+            <w:r>
+              <w:t>Simulated transactions with fields like type (CASH-IN, TRANSFER), amount, old/new balances, and fraud flag.</w:t>
+            </w:r>
+          </w:p>
+        </w:tc>
+      </w:tr>
+      <w:tr>
+        <w:trPr>
+          <w:tblCellSpacing w:w="15" w:type="dxa"/>
+        </w:trPr>
+        <w:tc>
+          <w:tcPr>
+            <w:tcW w:w="0" w:type="auto"/>
+            <w:vAlign w:val="center"/>
+            <w:hideMark/>
+          </w:tcPr>
+          <w:p>
+            <w:r>
+              <w:rPr>
+                <w:b/>
+                <w:bCs/>
+              </w:rPr>
+              <w:t>Fraud Detection (Kartik2112)</w:t>
+            </w:r>
+          </w:p>
+        </w:tc>
+        <w:tc>
+          <w:tcPr>
+            <w:tcW w:w="0" w:type="auto"/>
+            <w:vAlign w:val="center"/>
+            <w:hideMark/>
+          </w:tcPr>
+          <w:p>
+            <w:proofErr w:type="spellStart"/>
+            <w:r>
+              <w:t>Behavioral</w:t>
+            </w:r>
+            <w:proofErr w:type="spellEnd"/>
+            <w:r>
+              <w:t xml:space="preserve"> </w:t>
+            </w:r>
+            <w:proofErr w:type="spellStart"/>
+            <w:r>
+              <w:t>Modeling</w:t>
+            </w:r>
+            <w:proofErr w:type="spellEnd"/>
+          </w:p>
+        </w:tc>
+        <w:tc>
+          <w:tcPr>
+            <w:tcW w:w="0" w:type="auto"/>
+            <w:vAlign w:val="center"/>
+            <w:hideMark/>
+          </w:tcPr>
+          <w:p>
+            <w:r>
+              <w:t>Transaction data including date, category, amount, merchant details, and a fraud label.</w:t>
+            </w:r>
+          </w:p>
+        </w:tc>
+      </w:tr>
+    </w:tbl>
+    <w:p>
+      <w:r>
+        <w:rPr>
+          <w:b/>
+          <w:bCs/>
+          <w:i/>
+          <w:iCs/>
+        </w:rPr>
+        <w:t>Note (13-10-25):</w:t>
+      </w:r>
+      <w:r>
+        <w:t xml:space="preserve"> </w:t>
+      </w:r>
+      <w:r>
+        <w:rPr>
+          <w:i/>
+          <w:iCs/>
+        </w:rPr>
+        <w:t>The initial dataset was assessed as potentially unsuitable for the highly specific requirements of large-scale LLM training and financial forecasting, prompting a focus on industry benchmarks and specialized models.</w:t>
+      </w:r>
+    </w:p>
+    <w:p>
+      <w:pPr>
+        <w:rPr>
+          <w:b/>
+          <w:bCs/>
+        </w:rPr>
+      </w:pPr>
+      <w:r>
+        <w:rPr>
+          <w:b/>
+          <w:bCs/>
+        </w:rPr>
+        <w:t>7.2 Model Benchmarking and Evaluation</w:t>
+      </w:r>
+    </w:p>
+    <w:p>
+      <w:r>
+        <w:lastRenderedPageBreak/>
+        <w:t>Model performance for financial tasks is validated against recognized industry benchmarks:</w:t>
+      </w:r>
+    </w:p>
+    <w:tbl>
+      <w:tblPr>
+        <w:tblW w:w="0" w:type="auto"/>
+        <w:tblCellSpacing w:w="15" w:type="dxa"/>
+        <w:tblBorders>
+          <w:top w:val="single" w:sz="4" w:space="0" w:color="auto"/>
+          <w:left w:val="single" w:sz="4" w:space="0" w:color="auto"/>
+          <w:bottom w:val="single" w:sz="4" w:space="0" w:color="auto"/>
+          <w:right w:val="single" w:sz="4" w:space="0" w:color="auto"/>
+          <w:insideH w:val="single" w:sz="4" w:space="0" w:color="auto"/>
+          <w:insideV w:val="single" w:sz="4" w:space="0" w:color="auto"/>
+        </w:tblBorders>
+        <w:tblCellMar>
+          <w:top w:w="15" w:type="dxa"/>
+          <w:left w:w="15" w:type="dxa"/>
+          <w:bottom w:w="15" w:type="dxa"/>
+          <w:right w:w="15" w:type="dxa"/>
+        </w:tblCellMar>
+        <w:tblLook w:val="04A0" w:firstRow="1" w:lastRow="0" w:firstColumn="1" w:lastColumn="0" w:noHBand="0" w:noVBand="1"/>
+      </w:tblPr>
+      <w:tblGrid>
+        <w:gridCol w:w="2577"/>
+        <w:gridCol w:w="3648"/>
+        <w:gridCol w:w="1083"/>
+        <w:gridCol w:w="1708"/>
+      </w:tblGrid>
+      <w:tr>
+        <w:trPr>
+          <w:tblCellSpacing w:w="15" w:type="dxa"/>
+        </w:trPr>
+        <w:tc>
+          <w:tcPr>
+            <w:tcW w:w="0" w:type="auto"/>
+            <w:vAlign w:val="center"/>
+            <w:hideMark/>
+          </w:tcPr>
+          <w:p>
+            <w:pPr>
+              <w:rPr>
+                <w:b/>
+                <w:bCs/>
+              </w:rPr>
+            </w:pPr>
+            <w:r>
+              <w:rPr>
+                <w:b/>
+                <w:bCs/>
+              </w:rPr>
+              <w:t>Benchmark</w:t>
+            </w:r>
+          </w:p>
+        </w:tc>
+        <w:tc>
+          <w:tcPr>
+            <w:tcW w:w="0" w:type="auto"/>
+            <w:vAlign w:val="center"/>
+            <w:hideMark/>
+          </w:tcPr>
+          <w:p>
+            <w:pPr>
+              <w:rPr>
+                <w:b/>
+                <w:bCs/>
+              </w:rPr>
+            </w:pPr>
+            <w:r>
+              <w:rPr>
+                <w:b/>
+                <w:bCs/>
+              </w:rPr>
+              <w:t>Tasks</w:t>
+            </w:r>
+          </w:p>
+        </w:tc>
+        <w:tc>
+          <w:tcPr>
+            <w:tcW w:w="0" w:type="auto"/>
+            <w:vAlign w:val="center"/>
+            <w:hideMark/>
+          </w:tcPr>
+          <w:p>
+            <w:pPr>
+              <w:rPr>
+                <w:b/>
+                <w:bCs/>
+              </w:rPr>
+            </w:pPr>
+            <w:r>
+              <w:rPr>
+                <w:b/>
+                <w:bCs/>
+              </w:rPr>
+              <w:t>Datasets</w:t>
+            </w:r>
+          </w:p>
+        </w:tc>
+        <w:tc>
+          <w:tcPr>
+            <w:tcW w:w="0" w:type="auto"/>
+            <w:vAlign w:val="center"/>
+            <w:hideMark/>
+          </w:tcPr>
+          <w:p>
+            <w:pPr>
+              <w:rPr>
+                <w:b/>
+                <w:bCs/>
+              </w:rPr>
+            </w:pPr>
+            <w:r>
+              <w:rPr>
+                <w:b/>
+                <w:bCs/>
+              </w:rPr>
+              <w:t>Source</w:t>
+            </w:r>
+          </w:p>
+        </w:tc>
+      </w:tr>
+      <w:tr>
+        <w:trPr>
+          <w:tblCellSpacing w:w="15" w:type="dxa"/>
+        </w:trPr>
+        <w:tc>
+          <w:tcPr>
+            <w:tcW w:w="0" w:type="auto"/>
+            <w:vAlign w:val="center"/>
+            <w:hideMark/>
+          </w:tcPr>
+          <w:p>
+            <w:r>
+              <w:rPr>
+                <w:b/>
+                <w:bCs/>
+              </w:rPr>
+              <w:t>FLARE</w:t>
+            </w:r>
+            <w:r>
+              <w:t xml:space="preserve"> (Financial Language Understanding and </w:t>
+            </w:r>
+            <w:proofErr w:type="spellStart"/>
+            <w:r>
+              <w:t>PRediction</w:t>
+            </w:r>
+            <w:proofErr w:type="spellEnd"/>
+            <w:r>
+              <w:t xml:space="preserve"> Evaluation)</w:t>
+            </w:r>
+          </w:p>
+        </w:tc>
+        <w:tc>
+          <w:tcPr>
+            <w:tcW w:w="0" w:type="auto"/>
+            <w:vAlign w:val="center"/>
+            <w:hideMark/>
+          </w:tcPr>
+          <w:p>
+            <w:r>
+              <w:t>Sentiment Analysis, News Headline Classification, Named Entity Recognition (NER), Question Answering (Q&amp;A), Stock Price Movement</w:t>
+            </w:r>
+          </w:p>
+        </w:tc>
+        <w:tc>
+          <w:tcPr>
+            <w:tcW w:w="0" w:type="auto"/>
+            <w:vAlign w:val="center"/>
+            <w:hideMark/>
+          </w:tcPr>
+          <w:p>
+            <w:r>
+              <w:t>9 Datasets</w:t>
+            </w:r>
+          </w:p>
+        </w:tc>
+        <w:tc>
+          <w:tcPr>
+            <w:tcW w:w="0" w:type="auto"/>
+            <w:vAlign w:val="center"/>
+            <w:hideMark/>
+          </w:tcPr>
+          <w:p>
+            <w:r>
+              <w:t>[</w:t>
+            </w:r>
+            <w:proofErr w:type="spellStart"/>
+            <w:r>
+              <w:t>github</w:t>
+            </w:r>
+            <w:proofErr w:type="spellEnd"/>
+            <w:r>
+              <w:t>] and [</w:t>
+            </w:r>
+            <w:proofErr w:type="spellStart"/>
+            <w:r>
+              <w:t>huggingface</w:t>
+            </w:r>
+            <w:proofErr w:type="spellEnd"/>
+            <w:r>
+              <w:t>]</w:t>
+            </w:r>
+          </w:p>
+        </w:tc>
+      </w:tr>
+      <w:tr>
+        <w:trPr>
+          <w:tblCellSpacing w:w="15" w:type="dxa"/>
+        </w:trPr>
+        <w:tc>
+          <w:tcPr>
+            <w:tcW w:w="0" w:type="auto"/>
+            <w:vAlign w:val="center"/>
+            <w:hideMark/>
+          </w:tcPr>
+          <w:p>
+            <w:proofErr w:type="spellStart"/>
+            <w:r>
+              <w:rPr>
+                <w:b/>
+                <w:bCs/>
+              </w:rPr>
+              <w:t>FinGPT</w:t>
+            </w:r>
+            <w:proofErr w:type="spellEnd"/>
+            <w:r>
+              <w:rPr>
+                <w:b/>
+                <w:bCs/>
+              </w:rPr>
+              <w:t xml:space="preserve"> Benchmark</w:t>
+            </w:r>
+          </w:p>
+        </w:tc>
+        <w:tc>
+          <w:tcPr>
+            <w:tcW w:w="0" w:type="auto"/>
+            <w:vAlign w:val="center"/>
+            <w:hideMark/>
+          </w:tcPr>
+          <w:p>
+            <w:r>
+              <w:t>Sentiment Analysis, Named Entity Recognition (NER), News Headline Classification, Relation Extraction</w:t>
+            </w:r>
+          </w:p>
+        </w:tc>
+        <w:tc>
+          <w:tcPr>
+            <w:tcW w:w="0" w:type="auto"/>
+            <w:vAlign w:val="center"/>
+            <w:hideMark/>
+          </w:tcPr>
+          <w:p>
+            <w:r>
+              <w:t>7 Datasets</w:t>
+            </w:r>
+          </w:p>
+        </w:tc>
+        <w:tc>
+          <w:tcPr>
+            <w:tcW w:w="0" w:type="auto"/>
+            <w:vAlign w:val="center"/>
+            <w:hideMark/>
+          </w:tcPr>
+          <w:p>
+            <w:r>
+              <w:t>[</w:t>
+            </w:r>
+            <w:proofErr w:type="spellStart"/>
+            <w:r>
+              <w:t>github</w:t>
+            </w:r>
+            <w:proofErr w:type="spellEnd"/>
+            <w:r>
+              <w:t>] and [</w:t>
+            </w:r>
+            <w:proofErr w:type="spellStart"/>
+            <w:r>
+              <w:t>huggingface</w:t>
+            </w:r>
+            <w:proofErr w:type="spellEnd"/>
+            <w:r>
+              <w:t>]</w:t>
+            </w:r>
+          </w:p>
+        </w:tc>
+      </w:tr>
+    </w:tbl>
+    <w:p>
+      <w:pPr>
+        <w:rPr>
+          <w:b/>
+          <w:bCs/>
+        </w:rPr>
+      </w:pPr>
+      <w:r>
+        <w:rPr>
+          <w:b/>
+          <w:bCs/>
+        </w:rPr>
+        <w:t>8. Deployment and Functions</w:t>
+      </w:r>
+    </w:p>
+    <w:p>
+      <w:r>
+        <w:t>The solution is deployed as a single, unified application providing end-to-end functionality, accessible via a multi-tab dashboard interface:</w:t>
+      </w:r>
+    </w:p>
+    <w:tbl>
+      <w:tblPr>
+        <w:tblW w:w="0" w:type="auto"/>
+        <w:tblCellSpacing w:w="15" w:type="dxa"/>
+        <w:tblBorders>
+          <w:top w:val="single" w:sz="4" w:space="0" w:color="auto"/>
+          <w:left w:val="single" w:sz="4" w:space="0" w:color="auto"/>
+          <w:bottom w:val="single" w:sz="4" w:space="0" w:color="auto"/>
+          <w:right w:val="single" w:sz="4" w:space="0" w:color="auto"/>
+          <w:insideH w:val="single" w:sz="4" w:space="0" w:color="auto"/>
+          <w:insideV w:val="single" w:sz="4" w:space="0" w:color="auto"/>
+        </w:tblBorders>
+        <w:tblCellMar>
+          <w:top w:w="15" w:type="dxa"/>
+          <w:left w:w="15" w:type="dxa"/>
+          <w:bottom w:w="15" w:type="dxa"/>
+          <w:right w:w="15" w:type="dxa"/>
+        </w:tblCellMar>
+        <w:tblLook w:val="04A0" w:firstRow="1" w:lastRow="0" w:firstColumn="1" w:lastColumn="0" w:noHBand="0" w:noVBand="1"/>
+      </w:tblPr>
+      <w:tblGrid>
+        <w:gridCol w:w="1960"/>
+        <w:gridCol w:w="2050"/>
+        <w:gridCol w:w="5006"/>
+      </w:tblGrid>
+      <w:tr>
+        <w:trPr>
+          <w:tblCellSpacing w:w="15" w:type="dxa"/>
+        </w:trPr>
+        <w:tc>
+          <w:tcPr>
+            <w:tcW w:w="0" w:type="auto"/>
+            <w:vAlign w:val="center"/>
+            <w:hideMark/>
+          </w:tcPr>
+          <w:p>
+            <w:pPr>
+              <w:rPr>
+                <w:b/>
+                <w:bCs/>
+              </w:rPr>
+            </w:pPr>
+            <w:r>
+              <w:rPr>
+                <w:b/>
+                <w:bCs/>
+              </w:rPr>
+              <w:t>Feature</w:t>
+            </w:r>
+          </w:p>
+        </w:tc>
+        <w:tc>
+          <w:tcPr>
+            <w:tcW w:w="0" w:type="auto"/>
+            <w:vAlign w:val="center"/>
+            <w:hideMark/>
+          </w:tcPr>
+          <w:p>
+            <w:pPr>
+              <w:rPr>
+                <w:b/>
+                <w:bCs/>
+              </w:rPr>
+            </w:pPr>
+            <w:r>
+              <w:rPr>
+                <w:b/>
+                <w:bCs/>
+              </w:rPr>
+              <w:t>Deployment Component</w:t>
+            </w:r>
+          </w:p>
+        </w:tc>
+        <w:tc>
+          <w:tcPr>
+            <w:tcW w:w="0" w:type="auto"/>
+            <w:vAlign w:val="center"/>
+            <w:hideMark/>
+          </w:tcPr>
+          <w:p>
+            <w:pPr>
+              <w:rPr>
+                <w:b/>
+                <w:bCs/>
+              </w:rPr>
+            </w:pPr>
+            <w:r>
+              <w:rPr>
+                <w:b/>
+                <w:bCs/>
+              </w:rPr>
+              <w:t>Core Functions</w:t>
+            </w:r>
+          </w:p>
+        </w:tc>
+      </w:tr>
+      <w:tr>
+        <w:trPr>
+          <w:tblCellSpacing w:w="15" w:type="dxa"/>
+        </w:trPr>
+        <w:tc>
+          <w:tcPr>
+            <w:tcW w:w="0" w:type="auto"/>
+            <w:vAlign w:val="center"/>
+            <w:hideMark/>
+          </w:tcPr>
+          <w:p>
+            <w:r>
+              <w:rPr>
+                <w:b/>
+                <w:bCs/>
+              </w:rPr>
+              <w:t>User Access</w:t>
+            </w:r>
+          </w:p>
+        </w:tc>
+        <w:tc>
+          <w:tcPr>
+            <w:tcW w:w="0" w:type="auto"/>
+            <w:vAlign w:val="center"/>
+            <w:hideMark/>
+          </w:tcPr>
+          <w:p>
+            <w:r>
+              <w:t>User Login</w:t>
+            </w:r>
+          </w:p>
+        </w:tc>
+        <w:tc>
+          <w:tcPr>
+            <w:tcW w:w="0" w:type="auto"/>
+            <w:vAlign w:val="center"/>
+            <w:hideMark/>
+          </w:tcPr>
+          <w:p>
+            <w:r>
+              <w:t>Secure authentication for BFSI personnel.</w:t>
+            </w:r>
+          </w:p>
+        </w:tc>
+      </w:tr>
+      <w:tr>
+        <w:trPr>
+          <w:tblCellSpacing w:w="15" w:type="dxa"/>
+        </w:trPr>
+        <w:tc>
+          <w:tcPr>
+            <w:tcW w:w="0" w:type="auto"/>
+            <w:vAlign w:val="center"/>
+            <w:hideMark/>
+          </w:tcPr>
+          <w:p>
+            <w:r>
+              <w:rPr>
+                <w:b/>
+                <w:bCs/>
+              </w:rPr>
+              <w:t>Dashboard</w:t>
+            </w:r>
+          </w:p>
+        </w:tc>
+        <w:tc>
+          <w:tcPr>
+            <w:tcW w:w="0" w:type="auto"/>
+            <w:vAlign w:val="center"/>
+            <w:hideMark/>
+          </w:tcPr>
+          <w:p>
+            <w:r>
+              <w:t>Main View</w:t>
+            </w:r>
+          </w:p>
+        </w:tc>
+        <w:tc>
+          <w:tcPr>
+            <w:tcW w:w="0" w:type="auto"/>
+            <w:vAlign w:val="center"/>
+            <w:hideMark/>
+          </w:tcPr>
+          <w:p>
+            <w:r>
+              <w:t>Overview of key metrics, including total transactions and real-time risk scores.</w:t>
+            </w:r>
+          </w:p>
+        </w:tc>
+      </w:tr>
+      <w:tr>
+        <w:trPr>
+          <w:tblCellSpacing w:w="15" w:type="dxa"/>
+        </w:trPr>
+        <w:tc>
+          <w:tcPr>
+            <w:tcW w:w="0" w:type="auto"/>
+            <w:vAlign w:val="center"/>
+            <w:hideMark/>
+          </w:tcPr>
+          <w:p>
+            <w:r>
+              <w:rPr>
+                <w:b/>
+                <w:bCs/>
+              </w:rPr>
+              <w:t>Prediction</w:t>
+            </w:r>
+          </w:p>
+        </w:tc>
+        <w:tc>
+          <w:tcPr>
+            <w:tcW w:w="0" w:type="auto"/>
+            <w:vAlign w:val="center"/>
+            <w:hideMark/>
+          </w:tcPr>
+          <w:p>
+            <w:r>
+              <w:t>Transaction Prediction Tab</w:t>
+            </w:r>
+          </w:p>
+        </w:tc>
+        <w:tc>
+          <w:tcPr>
+            <w:tcW w:w="0" w:type="auto"/>
+            <w:vAlign w:val="center"/>
+            <w:hideMark/>
+          </w:tcPr>
+          <w:p>
+            <w:r>
+              <w:t>Forecasts future customer transaction needs and amounts.</w:t>
+            </w:r>
+          </w:p>
+        </w:tc>
+      </w:tr>
+      <w:tr>
+        <w:trPr>
+          <w:tblCellSpacing w:w="15" w:type="dxa"/>
+        </w:trPr>
+        <w:tc>
+          <w:tcPr>
+            <w:tcW w:w="0" w:type="auto"/>
+            <w:vAlign w:val="center"/>
+            <w:hideMark/>
+          </w:tcPr>
+          <w:p>
+            <w:r>
+              <w:rPr>
+                <w:b/>
+                <w:bCs/>
+              </w:rPr>
+              <w:t>Risk Monitoring</w:t>
+            </w:r>
+          </w:p>
+        </w:tc>
+        <w:tc>
+          <w:tcPr>
+            <w:tcW w:w="0" w:type="auto"/>
+            <w:vAlign w:val="center"/>
+            <w:hideMark/>
+          </w:tcPr>
+          <w:p>
+            <w:r>
+              <w:t>Risk Analysis Tab</w:t>
+            </w:r>
+          </w:p>
+        </w:tc>
+        <w:tc>
+          <w:tcPr>
+            <w:tcW w:w="0" w:type="auto"/>
+            <w:vAlign w:val="center"/>
+            <w:hideMark/>
+          </w:tcPr>
+          <w:p>
+            <w:r>
+              <w:t>Provides detailed analysis and metrics on high-risk accounts.</w:t>
+            </w:r>
+          </w:p>
+        </w:tc>
+      </w:tr>
+      <w:tr>
+        <w:trPr>
+          <w:tblCellSpacing w:w="15" w:type="dxa"/>
+        </w:trPr>
+        <w:tc>
+          <w:tcPr>
+            <w:tcW w:w="0" w:type="auto"/>
+            <w:vAlign w:val="center"/>
+            <w:hideMark/>
+          </w:tcPr>
+          <w:p>
+            <w:r>
+              <w:rPr>
+                <w:b/>
+                <w:bCs/>
+              </w:rPr>
+              <w:t>Security</w:t>
+            </w:r>
+          </w:p>
+        </w:tc>
+        <w:tc>
+          <w:tcPr>
+            <w:tcW w:w="0" w:type="auto"/>
+            <w:vAlign w:val="center"/>
+            <w:hideMark/>
+          </w:tcPr>
+          <w:p>
+            <w:r>
+              <w:t>Fraud Detection Tab</w:t>
+            </w:r>
+          </w:p>
+        </w:tc>
+        <w:tc>
+          <w:tcPr>
+            <w:tcW w:w="0" w:type="auto"/>
+            <w:vAlign w:val="center"/>
+            <w:hideMark/>
+          </w:tcPr>
+          <w:p>
+            <w:r>
+              <w:t xml:space="preserve">Real-time flagging of suspicious transactions based on the </w:t>
+            </w:r>
+            <w:proofErr w:type="spellStart"/>
+            <w:r>
+              <w:t>XGBoost</w:t>
+            </w:r>
+            <w:proofErr w:type="spellEnd"/>
+            <w:r>
+              <w:t xml:space="preserve"> model.</w:t>
+            </w:r>
+          </w:p>
+        </w:tc>
+      </w:tr>
+      <w:tr>
+        <w:trPr>
+          <w:tblCellSpacing w:w="15" w:type="dxa"/>
+        </w:trPr>
+        <w:tc>
+          <w:tcPr>
+            <w:tcW w:w="0" w:type="auto"/>
+            <w:vAlign w:val="center"/>
+            <w:hideMark/>
+          </w:tcPr>
+          <w:p>
+            <w:r>
+              <w:rPr>
+                <w:b/>
+                <w:bCs/>
+              </w:rPr>
+              <w:t>Customer Service</w:t>
+            </w:r>
+          </w:p>
+        </w:tc>
+        <w:tc>
+          <w:tcPr>
+            <w:tcW w:w="0" w:type="auto"/>
+            <w:vAlign w:val="center"/>
+            <w:hideMark/>
+          </w:tcPr>
+          <w:p>
+            <w:r>
+              <w:t>User Query Tab</w:t>
+            </w:r>
+          </w:p>
+        </w:tc>
+        <w:tc>
+          <w:tcPr>
+            <w:tcW w:w="0" w:type="auto"/>
+            <w:vAlign w:val="center"/>
+            <w:hideMark/>
+          </w:tcPr>
+          <w:p>
+            <w:r>
+              <w:t>LLM interface for suggestions, transaction categorization, and contextual explanations.</w:t>
+            </w:r>
+          </w:p>
+        </w:tc>
+      </w:tr>
+      <w:tr>
+        <w:trPr>
+          <w:tblCellSpacing w:w="15" w:type="dxa"/>
+        </w:trPr>
+        <w:tc>
+          <w:tcPr>
+            <w:tcW w:w="0" w:type="auto"/>
+            <w:vAlign w:val="center"/>
+            <w:hideMark/>
+          </w:tcPr>
+          <w:p>
+            <w:r>
+              <w:rPr>
+                <w:b/>
+                <w:bCs/>
+              </w:rPr>
+              <w:t>Account Management</w:t>
+            </w:r>
+          </w:p>
+        </w:tc>
+        <w:tc>
+          <w:tcPr>
+            <w:tcW w:w="0" w:type="auto"/>
+            <w:vAlign w:val="center"/>
+            <w:hideMark/>
+          </w:tcPr>
+          <w:p>
+            <w:r>
+              <w:t>Account Tab</w:t>
+            </w:r>
+          </w:p>
+        </w:tc>
+        <w:tc>
+          <w:tcPr>
+            <w:tcW w:w="0" w:type="auto"/>
+            <w:vAlign w:val="center"/>
+            <w:hideMark/>
+          </w:tcPr>
+          <w:p>
+            <w:r>
+              <w:t>Functions for adding new transactions, viewing history, and updating user profiles.</w:t>
+            </w:r>
+          </w:p>
+        </w:tc>
+      </w:tr>
+    </w:tbl>
+    <w:p>
+      <w:pPr>
+        <w:rPr>
+          <w:b/>
+          <w:bCs/>
+        </w:rPr>
+      </w:pPr>
+    </w:p>
+    <w:p>
+      <w:pPr>
+        <w:rPr>
+          <w:b/>
+          <w:bCs/>
+        </w:rPr>
+      </w:pPr>
+      <w:r>
+        <w:rPr>
+          <w:b/>
+          <w:bCs/>
+        </w:rPr>
+        <w:br w:type="page"/>
+      </w:r>
+    </w:p>
+    <w:p>
+      <w:pPr>
+        <w:rPr>
+          <w:b/>
+          <w:bCs/>
+        </w:rPr>
+      </w:pPr>
+      <w:r>
+        <w:rPr>
+          <w:b/>
+          <w:bCs/>
+        </w:rPr>
+        <w:lastRenderedPageBreak/>
+        <w:t>9. Results and Insights</w:t>
+      </w:r>
+    </w:p>
+    <w:p>
+      <w:pPr>
+        <w:rPr>
+          <w:b/>
+          <w:bCs/>
+        </w:rPr>
+      </w:pPr>
+      <w:r>
+        <w:rPr>
+          <w:b/>
+          <w:bCs/>
+        </w:rPr>
+        <w:t xml:space="preserve">Fraud Detection </w:t>
+      </w:r>
+      <w:proofErr w:type="gramStart"/>
+      <w:r>
+        <w:rPr>
+          <w:b/>
+          <w:bCs/>
+        </w:rPr>
+        <w:t>( XG</w:t>
+      </w:r>
+      <w:proofErr w:type="gramEnd"/>
+      <w:r>
+        <w:rPr>
+          <w:b/>
+          <w:bCs/>
+        </w:rPr>
+        <w:t xml:space="preserve"> BOOST):</w:t>
+      </w:r>
+    </w:p>
+    <w:p>
+      <w:pPr>
+        <w:rPr>
+          <w:b/>
+          <w:bCs/>
+        </w:rPr>
+      </w:pPr>
+      <w:r>
+        <w:rPr>
+          <w:b/>
+          <w:bCs/>
+        </w:rPr>
+        <w:drawing>
+          <wp:inline distT="0" distB="0" distL="0" distR="0" wp14:anchorId="670AA825" wp14:editId="3F211684">
+            <wp:extent cx="5731510" cy="2239010"/>
+            <wp:effectExtent l="0" t="0" r="2540" b="8890"/>
+            <wp:docPr id="1198081961" name="Picture 1"/>
+            <wp:cNvGraphicFramePr>
+              <a:graphicFrameLocks xmlns:a="http://schemas.openxmlformats.org/drawingml/2006/main" noChangeAspect="1"/>
+            </wp:cNvGraphicFramePr>
+            <a:graphic xmlns:a="http://schemas.openxmlformats.org/drawingml/2006/main">
+              <a:graphicData uri="http://schemas.openxmlformats.org/drawingml/2006/picture">
+                <pic:pic xmlns:pic="http://schemas.openxmlformats.org/drawingml/2006/picture">
+                  <pic:nvPicPr>
+                    <pic:cNvPr id="1198081961" name=""/>
+                    <pic:cNvPicPr/>
+                  </pic:nvPicPr>
+                  <pic:blipFill>
+                    <a:blip r:embed="rId5"/>
+                    <a:stretch>
+                      <a:fillRect/>
+                    </a:stretch>
+                  </pic:blipFill>
+                  <pic:spPr>
+                    <a:xfrm>
+                      <a:off x="0" y="0"/>
+                      <a:ext cx="5731510" cy="2239010"/>
+                    </a:xfrm>
+                    <a:prstGeom prst="rect">
+                      <a:avLst/>
+                    </a:prstGeom>
+                  </pic:spPr>
+                </pic:pic>
+              </a:graphicData>
+            </a:graphic>
+          </wp:inline>
+        </w:drawing>
+      </w:r>
+    </w:p>
+    <w:p>
+      <w:pPr>
+        <w:rPr>
+          <w:b/>
+          <w:bCs/>
+        </w:rPr>
+      </w:pPr>
+    </w:p>
+    <w:p>
+      <w:pPr>
+        <w:rPr>
+          <w:b/>
+          <w:bCs/>
+        </w:rPr>
+      </w:pPr>
+      <w:r>
+        <w:rPr>
+          <w:b/>
+          <w:bCs/>
+        </w:rPr>
+        <w:t>Customer Churn Prediction (Random Forest):</w:t>
+      </w:r>
+      <w:r>
+        <w:rPr>
+          <w:b/>
+          <w:bCs/>
+        </w:rPr>
         <w:br/>
-        <w:t>LLM  models for financial industry:</w:t>
-      </w:r>
-    </w:p>
-    <w:p>
-      <w:pPr>
-        <w:pStyle w:val="ListParagraph"/>
+      </w:r>
+      <w:r>
+        <w:rPr>
+          <w:b/>
+          <w:bCs/>
+        </w:rPr>
+        <w:drawing>
+          <wp:inline distT="0" distB="0" distL="0" distR="0" wp14:anchorId="2C57228B" wp14:editId="25647665">
+            <wp:extent cx="5731510" cy="1947545"/>
+            <wp:effectExtent l="0" t="0" r="2540" b="0"/>
+            <wp:docPr id="773303294" name="Picture 1" descr="A screenshot of a computer screen&#10;&#10;AI-generated content may be incorrect."/>
+            <wp:cNvGraphicFramePr>
+              <a:graphicFrameLocks xmlns:a="http://schemas.openxmlformats.org/drawingml/2006/main" noChangeAspect="1"/>
+            </wp:cNvGraphicFramePr>
+            <a:graphic xmlns:a="http://schemas.openxmlformats.org/drawingml/2006/main">
+              <a:graphicData uri="http://schemas.openxmlformats.org/drawingml/2006/picture">
+                <pic:pic xmlns:pic="http://schemas.openxmlformats.org/drawingml/2006/picture">
+                  <pic:nvPicPr>
+                    <pic:cNvPr id="773303294" name="Picture 1" descr="A screenshot of a computer screen&#10;&#10;AI-generated content may be incorrect."/>
+                    <pic:cNvPicPr/>
+                  </pic:nvPicPr>
+                  <pic:blipFill>
+                    <a:blip r:embed="rId6"/>
+                    <a:stretch>
+                      <a:fillRect/>
+                    </a:stretch>
+                  </pic:blipFill>
+                  <pic:spPr>
+                    <a:xfrm>
+                      <a:off x="0" y="0"/>
+                      <a:ext cx="5731510" cy="1947545"/>
+                    </a:xfrm>
+                    <a:prstGeom prst="rect">
+                      <a:avLst/>
+                    </a:prstGeom>
+                  </pic:spPr>
+                </pic:pic>
+              </a:graphicData>
+            </a:graphic>
+          </wp:inline>
+        </w:drawing>
+      </w:r>
+    </w:p>
+    <w:p>
+      <w:pPr>
+        <w:rPr>
+          <w:b/>
+          <w:bCs/>
+        </w:rPr>
+      </w:pPr>
+    </w:p>
+    <w:p>
+      <w:pPr>
+        <w:rPr>
+          <w:b/>
+          <w:bCs/>
+        </w:rPr>
+      </w:pPr>
+    </w:p>
+    <w:p>
+      <w:pPr>
+        <w:rPr>
+          <w:b/>
+          <w:bCs/>
+        </w:rPr>
+      </w:pPr>
+      <w:r>
+        <w:rPr>
+          <w:b/>
+          <w:bCs/>
+        </w:rPr>
+        <w:t>10. Challenges and Future Scope</w:t>
+      </w:r>
+    </w:p>
+    <w:p>
+      <w:pPr>
+        <w:rPr>
+          <w:b/>
+          <w:bCs/>
+        </w:rPr>
+      </w:pPr>
+      <w:r>
+        <w:rPr>
+          <w:b/>
+          <w:bCs/>
+        </w:rPr>
+        <w:t>Key Challenges in BFSI (27-10-25)</w:t>
+      </w:r>
+    </w:p>
+    <w:p>
+      <w:r>
+        <w:t>The architecture was specifically designed to tackle two major challenges facing the sector:</w:t>
+      </w:r>
+    </w:p>
+    <w:p>
+      <w:pPr>
         <w:numPr>
           <w:ilvl w:val="0"/>
-          <w:numId w:val="9"/>
+          <w:numId w:val="16"/>
         </w:numPr>
       </w:pPr>
+      <w:r>
+        <w:rPr>
+          <w:b/>
+          <w:bCs/>
+        </w:rPr>
+        <w:t>Cyber Security and Fraud:</w:t>
+      </w:r>
+      <w:r>
+        <w:t xml:space="preserve"> Addressed by the real-time anomaly detection and </w:t>
+      </w:r>
       <w:proofErr w:type="spellStart"/>
       <w:r>
-        <w:t>FinGPT</w:t>
+        <w:t>XGBoost</w:t>
       </w:r>
       <w:proofErr w:type="spellEnd"/>
       <w:r>
-        <w:t> </w:t>
-      </w:r>
-    </w:p>
-    <w:p>
-      <w:pPr>
-        <w:pStyle w:val="ListParagraph"/>
+        <w:t xml:space="preserve"> classification.</w:t>
+      </w:r>
+    </w:p>
+    <w:p>
+      <w:pPr>
         <w:numPr>
           <w:ilvl w:val="0"/>
-          <w:numId w:val="9"/>
+          <w:numId w:val="16"/>
         </w:numPr>
       </w:pPr>
       <w:r>
-        <w:t>Instruct-</w:t>
+        <w:rPr>
+          <w:b/>
+          <w:bCs/>
+        </w:rPr>
+        <w:t>Customer Churn:</w:t>
+      </w:r>
+      <w:r>
+        <w:t xml:space="preserve"> Addressed by the churn prediction model, leveraging key </w:t>
       </w:r>
       <w:proofErr w:type="spellStart"/>
       <w:r>
-        <w:t>FinGPT</w:t>
+        <w:t>behavioral</w:t>
       </w:r>
       <w:proofErr w:type="spellEnd"/>
       <w:r>
-        <w:t> </w:t>
-      </w:r>
-    </w:p>
-    <w:p>
-      <w:pPr>
-        <w:pStyle w:val="ListParagraph"/>
+        <w:t xml:space="preserve"> variables.</w:t>
+      </w:r>
+    </w:p>
+    <w:p>
+      <w:pPr>
+        <w:rPr>
+          <w:b/>
+          <w:bCs/>
+        </w:rPr>
+      </w:pPr>
+      <w:r>
+        <w:rPr>
+          <w:b/>
+          <w:bCs/>
+        </w:rPr>
+        <w:t>Future Scope</w:t>
+      </w:r>
+    </w:p>
+    <w:p>
+      <w:pPr>
         <w:numPr>
           <w:ilvl w:val="0"/>
-          <w:numId w:val="9"/>
+          <w:numId w:val="17"/>
         </w:numPr>
       </w:pPr>
-      <w:proofErr w:type="spellStart"/>
-      <w:r>
-        <w:t>FinMA</w:t>
-      </w:r>
-      <w:proofErr w:type="spellEnd"/>
-    </w:p>
-    <w:p>
-      <w:pPr>
-        <w:pStyle w:val="ListParagraph"/>
+      <w:r>
+        <w:rPr>
+          <w:b/>
+          <w:bCs/>
+        </w:rPr>
+        <w:lastRenderedPageBreak/>
+        <w:t>Reinforcement Learning:</w:t>
+      </w:r>
+      <w:r>
+        <w:t xml:space="preserve"> Implement reinforcement learning to continuously adapt fraud detection thresholds based on real-time feedback loops.</w:t>
+      </w:r>
+    </w:p>
+    <w:p>
+      <w:pPr>
         <w:numPr>
           <w:ilvl w:val="0"/>
-          <w:numId w:val="9"/>
+          <w:numId w:val="17"/>
         </w:numPr>
       </w:pPr>
-      <w:hyperlink r:id="rId7" w:tgtFrame="_blank" w:history="1">
-        <w:proofErr w:type="spellStart"/>
-        <w:r>
-          <w:rPr>
-            <w:rStyle w:val="Hyperlink"/>
-          </w:rPr>
-          <w:t>BloombergGPT</w:t>
-        </w:r>
-        <w:proofErr w:type="spellEnd"/>
-      </w:hyperlink>
-      <w:r>
-        <w:t> </w:t>
-      </w:r>
-    </w:p>
-    <w:p>
-      <w:pPr>
-        <w:pStyle w:val="ListParagraph"/>
+      <w:r>
+        <w:rPr>
+          <w:b/>
+          <w:bCs/>
+        </w:rPr>
+        <w:t>Multimodal Data Integration:</w:t>
+      </w:r>
+      <w:r>
+        <w:t xml:space="preserve"> Incorporate non-transactional data (e.g., call </w:t>
+      </w:r>
+      <w:proofErr w:type="spellStart"/>
+      <w:r>
+        <w:t>center</w:t>
+      </w:r>
+      <w:proofErr w:type="spellEnd"/>
+      <w:r>
+        <w:t xml:space="preserve"> logs, social media sentiment) to enrich the LLM's contextual understanding.</w:t>
+      </w:r>
+    </w:p>
+    <w:p>
+      <w:pPr>
         <w:numPr>
           <w:ilvl w:val="0"/>
-          <w:numId w:val="8"/>
+          <w:numId w:val="17"/>
         </w:numPr>
       </w:pPr>
-      <w:proofErr w:type="spellStart"/>
-      <w:r>
-        <w:t>FinMA</w:t>
-      </w:r>
-      <w:proofErr w:type="spellEnd"/>
-      <w:r>
-        <w:t xml:space="preserve"> -7B</w:t>
-      </w:r>
-    </w:p>
-    <w:p>
-      <w:pPr>
-        <w:pStyle w:val="ListParagraph"/>
-        <w:numPr>
-          <w:ilvl w:val="0"/>
-          <w:numId w:val="8"/>
-        </w:numPr>
-      </w:pPr>
-      <w:proofErr w:type="spellStart"/>
-      <w:r>
-        <w:t>FinGPT</w:t>
-      </w:r>
-      <w:proofErr w:type="spellEnd"/>
-      <w:r>
-        <w:t xml:space="preserve"> – 7b -lora</w:t>
-      </w:r>
-    </w:p>
-    <w:p>
-      <w:pPr>
-        <w:pStyle w:val="ListParagraph"/>
-        <w:numPr>
-          <w:ilvl w:val="0"/>
-          <w:numId w:val="8"/>
-        </w:numPr>
-      </w:pPr>
-      <w:r>
-        <w:t>InternLM-7B</w:t>
-      </w:r>
-    </w:p>
-    <w:p>
-      <w:pPr>
-        <w:pStyle w:val="ListParagraph"/>
-        <w:numPr>
-          <w:ilvl w:val="0"/>
-          <w:numId w:val="8"/>
-        </w:numPr>
-      </w:pPr>
-      <w:r>
-        <w:t>Falcon – 7B</w:t>
-      </w:r>
-    </w:p>
-    <w:p>
-      <w:pPr>
-        <w:pStyle w:val="ListParagraph"/>
-        <w:numPr>
-          <w:ilvl w:val="0"/>
-          <w:numId w:val="8"/>
-        </w:numPr>
-      </w:pPr>
-      <w:proofErr w:type="spellStart"/>
-      <w:r>
-        <w:t>Mixtral</w:t>
-      </w:r>
-      <w:proofErr w:type="spellEnd"/>
-      <w:r>
-        <w:t xml:space="preserve"> – 7B</w:t>
-      </w:r>
-    </w:p>
-    <w:p>
-      <w:pPr>
-        <w:pStyle w:val="ListParagraph"/>
-        <w:numPr>
-          <w:ilvl w:val="0"/>
-          <w:numId w:val="8"/>
-        </w:numPr>
-      </w:pPr>
-      <w:r>
-        <w:t>CFGPT-sft-7B-Full</w:t>
-      </w:r>
-    </w:p>
-    <w:p>
-      <w:pPr>
-        <w:pStyle w:val="ListParagraph"/>
-        <w:numPr>
-          <w:ilvl w:val="0"/>
-          <w:numId w:val="8"/>
-        </w:numPr>
-      </w:pPr>
-      <w:r>
-        <w:t>Bhaichuan-7B</w:t>
-      </w:r>
-    </w:p>
-    <w:p>
-      <w:pPr>
-        <w:ind w:left="360"/>
-      </w:pPr>
-      <w:r>
-        <w:br/>
-      </w:r>
-      <w:r>
-        <w:t>The two benchmarks are:</w:t>
-      </w:r>
-    </w:p>
-    <w:p>
-      <w:pPr>
-        <w:tabs>
-          <w:tab w:val="num" w:pos="0"/>
-        </w:tabs>
-        <w:ind w:left="-360"/>
-      </w:pPr>
-      <w:r>
-        <w:t>FLARE(</w:t>
-      </w:r>
-      <w:r>
-        <w:rPr>
-          <w:b/>
-          <w:bCs/>
-        </w:rPr>
-        <w:t>F</w:t>
-      </w:r>
-      <w:r>
-        <w:t>inancial </w:t>
-      </w:r>
-      <w:r>
-        <w:rPr>
-          <w:b/>
-          <w:bCs/>
-        </w:rPr>
-        <w:t>L</w:t>
-      </w:r>
-      <w:r>
-        <w:t xml:space="preserve">anguage understanding and </w:t>
-      </w:r>
-      <w:proofErr w:type="spellStart"/>
-      <w:r>
-        <w:t>P</w:t>
-      </w:r>
-      <w:r>
-        <w:rPr>
-          <w:b/>
-          <w:bCs/>
-        </w:rPr>
-        <w:t>R</w:t>
-      </w:r>
-      <w:r>
-        <w:t>ediction</w:t>
-      </w:r>
-      <w:proofErr w:type="spellEnd"/>
-      <w:r>
-        <w:t> </w:t>
-      </w:r>
-      <w:r>
-        <w:rPr>
-          <w:b/>
-          <w:bCs/>
-        </w:rPr>
-        <w:t>E</w:t>
-      </w:r>
-      <w:r>
-        <w:t>valuation) benchmark : consisting of 5 tasks and 9 datasets</w:t>
-      </w:r>
-      <w:r>
-        <w:br/>
-        <w:t>- Sentiment analysis: dataset [1, 2]</w:t>
-      </w:r>
-      <w:r>
-        <w:br/>
-        <w:t>- News headline classification: dataset [3]</w:t>
-      </w:r>
-      <w:r>
-        <w:br/>
-        <w:t>- Named entity recognition (NER): dataset [4]</w:t>
-      </w:r>
-      <w:r>
-        <w:br/>
-        <w:t>- Question answering (Q&amp;A): dataset [9, 10]</w:t>
-      </w:r>
-      <w:r>
-        <w:br/>
-        <w:t>- Stock price movement: dataset [7, 8, 9]</w:t>
-      </w:r>
-      <w:r>
-        <w:br/>
-        <w:t>Datasets can be found both in [</w:t>
-      </w:r>
-      <w:proofErr w:type="spellStart"/>
-      <w:r>
-        <w:fldChar w:fldCharType="begin"/>
-      </w:r>
-      <w:r>
-        <w:instrText>HYPERLINK "https://github.com/The-FinAI/PIXIU" \t "_blank"</w:instrText>
-      </w:r>
-      <w:r>
-        <w:fldChar w:fldCharType="separate"/>
-      </w:r>
-      <w:r>
-        <w:rPr>
-          <w:rStyle w:val="Hyperlink"/>
-        </w:rPr>
-        <w:t>github</w:t>
-      </w:r>
-      <w:proofErr w:type="spellEnd"/>
-      <w:r>
-        <w:fldChar w:fldCharType="end"/>
-      </w:r>
-      <w:r>
-        <w:t>] and [</w:t>
-      </w:r>
-      <w:proofErr w:type="spellStart"/>
-      <w:r>
-        <w:fldChar w:fldCharType="begin"/>
-      </w:r>
-      <w:r>
-        <w:instrText>HYPERLINK "https://huggingface.co/TheFinAI" \t "_blank"</w:instrText>
-      </w:r>
-      <w:r>
-        <w:fldChar w:fldCharType="separate"/>
-      </w:r>
-      <w:r>
-        <w:rPr>
-          <w:rStyle w:val="Hyperlink"/>
-        </w:rPr>
-        <w:t>huggingface</w:t>
-      </w:r>
-      <w:proofErr w:type="spellEnd"/>
-      <w:r>
-        <w:fldChar w:fldCharType="end"/>
-      </w:r>
-      <w:r>
-        <w:t>]</w:t>
-      </w:r>
-    </w:p>
-    <w:p>
-      <w:pPr>
-        <w:tabs>
-          <w:tab w:val="num" w:pos="0"/>
-        </w:tabs>
-        <w:ind w:left="-360"/>
-      </w:pPr>
-      <w:proofErr w:type="spellStart"/>
-      <w:r>
-        <w:t>FinGPT</w:t>
-      </w:r>
-      <w:proofErr w:type="spellEnd"/>
-      <w:r>
-        <w:t xml:space="preserve"> benchmark: consisting of 4 tasks and 7 datasets</w:t>
-      </w:r>
-      <w:r>
-        <w:br/>
-        <w:t>- Sentiment analysis: dataset [1, 2, 11, 12]</w:t>
-      </w:r>
-      <w:r>
-        <w:br/>
-        <w:t>- Named entity analysis (NER): dataset [4]</w:t>
-      </w:r>
-      <w:r>
-        <w:br/>
-        <w:t>- News headline classification: dataset [3]</w:t>
-      </w:r>
-      <w:r>
-        <w:br/>
-        <w:t>- Relation Extraction: dataset [13]</w:t>
-      </w:r>
-      <w:r>
-        <w:br/>
-        <w:t>Datasets can be found both in [</w:t>
-      </w:r>
-      <w:proofErr w:type="spellStart"/>
-      <w:r>
-        <w:fldChar w:fldCharType="begin"/>
-      </w:r>
-      <w:r>
-        <w:instrText>HYPERLINK "https://github.com/AI4Finance-Foundation/FinGPT" \t "_blank"</w:instrText>
-      </w:r>
-      <w:r>
-        <w:fldChar w:fldCharType="separate"/>
-      </w:r>
-      <w:r>
-        <w:rPr>
-          <w:rStyle w:val="Hyperlink"/>
-        </w:rPr>
-        <w:t>github</w:t>
-      </w:r>
-      <w:proofErr w:type="spellEnd"/>
-      <w:r>
-        <w:fldChar w:fldCharType="end"/>
-      </w:r>
-      <w:r>
-        <w:t>] and [</w:t>
-      </w:r>
-      <w:proofErr w:type="spellStart"/>
-      <w:r>
-        <w:fldChar w:fldCharType="begin"/>
-      </w:r>
-      <w:r>
-        <w:instrText>HYPERLINK "https://huggingface.co/FinGPT" \t "_blank"</w:instrText>
-      </w:r>
-      <w:r>
-        <w:fldChar w:fldCharType="separate"/>
-      </w:r>
-      <w:r>
-        <w:rPr>
-          <w:rStyle w:val="Hyperlink"/>
-        </w:rPr>
-        <w:t>huggingface</w:t>
-      </w:r>
-      <w:proofErr w:type="spellEnd"/>
-      <w:r>
-        <w:fldChar w:fldCharType="end"/>
-      </w:r>
-      <w:r>
-        <w:t>]</w:t>
-      </w:r>
-    </w:p>
-    <w:p>
-      <w:pPr>
-        <w:tabs>
-          <w:tab w:val="num" w:pos="0"/>
-        </w:tabs>
-        <w:ind w:left="-360"/>
-      </w:pPr>
-    </w:p>
-    <w:p>
-      <w:pPr>
-        <w:tabs>
-          <w:tab w:val="num" w:pos="0"/>
-        </w:tabs>
-        <w:ind w:left="-360"/>
-      </w:pPr>
-      <w:r>
-        <w:lastRenderedPageBreak/>
-        <w:t xml:space="preserve">References: </w:t>
-      </w:r>
-      <w:hyperlink r:id="rId8" w:anchor="5958" w:history="1">
-        <w:r>
-          <w:rPr>
-            <w:rStyle w:val="Hyperlink"/>
-          </w:rPr>
-          <w:t>https://meisinlee.medium.com/llm-related-resources-for-the-finance-domain-210413bbae0a#5958</w:t>
-        </w:r>
-      </w:hyperlink>
-    </w:p>
-    <w:p>
-      <w:pPr>
-        <w:tabs>
-          <w:tab w:val="num" w:pos="0"/>
-        </w:tabs>
-        <w:ind w:left="-360"/>
-      </w:pPr>
-    </w:p>
-    <w:p>
-      <w:pPr>
-        <w:tabs>
-          <w:tab w:val="num" w:pos="0"/>
-        </w:tabs>
-        <w:ind w:left="-360"/>
-      </w:pPr>
-    </w:p>
-    <w:p>
-      <w:pPr>
-        <w:pStyle w:val="Heading2"/>
-      </w:pPr>
-      <w:r>
-        <w:t>14-10-25:</w:t>
-      </w:r>
-    </w:p>
-    <w:p>
-      <w:r>
-        <w:t>I used "all-MiniLM-L6-v2"</w:t>
-      </w:r>
-      <w:r>
-        <w:t xml:space="preserve"> – LLM Model</w:t>
-      </w:r>
-      <w:r>
-        <w:br/>
-      </w:r>
-      <w:r>
-        <w:br/>
-      </w:r>
-    </w:p>
-    <w:p>
-      <w:r>
-        <w:t>Deployment:</w:t>
-      </w:r>
-    </w:p>
-    <w:p>
-      <w:r>
-        <w:t xml:space="preserve">User  login, risk prediction, transaction </w:t>
-      </w:r>
-      <w:r>
-        <w:t xml:space="preserve"> adding, transaction prediction,</w:t>
-      </w:r>
-    </w:p>
-    <w:p>
-      <w:r>
-        <w:t>Transaction categorization, suggestion</w:t>
-      </w:r>
-      <w:r>
-        <w:t xml:space="preserve">s using </w:t>
-      </w:r>
-      <w:proofErr w:type="spellStart"/>
-      <w:r>
-        <w:t>llm</w:t>
-      </w:r>
-      <w:proofErr w:type="spellEnd"/>
-      <w:r>
-        <w:t>.</w:t>
+      <w:r>
+        <w:rPr>
+          <w:b/>
+          <w:bCs/>
+        </w:rPr>
+        <w:t>Advanced Explainability:</w:t>
+      </w:r>
+      <w:r>
+        <w:t xml:space="preserve"> Enhance the LLM integration to provide greater transparency and explainability for all predictions, ensuring compliance and trust.</w:t>
       </w:r>
     </w:p>
     <w:p/>
-    <w:p>
-      <w:r>
-        <w:t xml:space="preserve">Intro </w:t>
-      </w:r>
-    </w:p>
-    <w:p>
-      <w:r>
-        <w:t>P</w:t>
-      </w:r>
-      <w:r>
-        <w:t>roblem statement</w:t>
-      </w:r>
-    </w:p>
-    <w:p>
-      <w:r>
-        <w:t>Goal</w:t>
-      </w:r>
-    </w:p>
-    <w:p>
-      <w:r>
-        <w:t>Dataset</w:t>
-      </w:r>
-    </w:p>
-    <w:p>
-      <w:r>
-        <w:t>Data preprocess</w:t>
-      </w:r>
-    </w:p>
-    <w:p>
-      <w:r>
-        <w:t>Model</w:t>
-      </w:r>
-    </w:p>
-    <w:p>
-      <w:r>
-        <w:t>Deployment</w:t>
-      </w:r>
-    </w:p>
-    <w:p>
-      <w:r>
-        <w:t>Functions</w:t>
-      </w:r>
-    </w:p>
-    <w:p>
-      <w:r>
-        <w:t>Result and insights</w:t>
-      </w:r>
-    </w:p>
-    <w:p>
-      <w:r>
-        <w:t>Challenges and insights</w:t>
-      </w:r>
-      <w:r>
-        <w:br/>
-        <w:t>Future scope.</w:t>
-      </w:r>
-      <w:r>
-        <w:tab/>
-      </w:r>
-      <w:r>
-        <w:br/>
-      </w:r>
-      <w:r>
-        <w:br/>
-      </w:r>
-      <w:proofErr w:type="spellStart"/>
-      <w:r>
-        <w:t>XGBoost</w:t>
-      </w:r>
-      <w:proofErr w:type="spellEnd"/>
-      <w:r>
-        <w:t xml:space="preserve"> works by building a series of decision trees sequentially, with each new tree correcting the errors of the previous ones. It starts with an initial prediction (like the average of the target values), calculates the errors (residuals) from this prediction, and then builds a new, simple "weak learner" tree to predict those residuals. The predictions from this new tree are added to the old ones to improve the overall model, and the process repeats for a set number of iterations to minimize error</w:t>
-      </w:r>
-    </w:p>
-    <w:p/>
-    <w:p/>
-    <w:p>
-      <w:pPr>
-        <w:tabs>
-          <w:tab w:val="num" w:pos="0"/>
-        </w:tabs>
-        <w:ind w:left="-360"/>
-      </w:pPr>
-    </w:p>
-    <w:p>
-      <w:pPr>
-        <w:pStyle w:val="ListParagraph"/>
-        <w:ind w:left="0"/>
-      </w:pPr>
-      <w:r>
-        <w:br/>
-      </w:r>
-      <w:r>
-        <w:br/>
-      </w:r>
-      <w:r>
-        <w:br/>
-      </w:r>
-      <w:r>
-        <w:br/>
-      </w:r>
-      <w:r>
-        <w:br/>
-      </w:r>
-    </w:p>
-    <w:p>
-      <w:r>
-        <w:br/>
-      </w:r>
-      <w:r>
-        <w:br/>
-      </w:r>
-    </w:p>
     <w:sectPr>
       <w:pgSz w:w="11906" w:h="16838"/>
       <w:pgMar w:top="1440" w:right="1440" w:bottom="1440" w:left="1440" w:header="708" w:footer="708" w:gutter="0"/>
@@ -1292,6 +2206,119 @@
 <file path=word/numbering.xml><?xml version="1.0" encoding="utf-8"?>
 <w:numbering xmlns:wpc="http://schemas.microsoft.com/office/word/2010/wordprocessingCanvas" xmlns:cx="http://schemas.microsoft.com/office/drawing/2014/chartex" xmlns:cx1="http://schemas.microsoft.com/office/drawing/2015/9/8/chartex" xmlns:cx2="http://schemas.microsoft.com/office/drawing/2015/10/21/chartex" xmlns:cx3="http://schemas.microsoft.com/office/drawing/2016/5/9/chartex" xmlns:cx4="http://schemas.microsoft.com/office/drawing/2016/5/10/chartex" xmlns:cx5="http://schemas.microsoft.com/office/drawing/2016/5/11/chartex" xmlns:cx6="http://schemas.microsoft.com/office/drawing/2016/5/12/chartex" xmlns:cx7="http://schemas.microsoft.com/office/drawing/2016/5/13/chartex" xmlns:cx8="http://schemas.microsoft.com/office/drawing/2016/5/14/chartex" xmlns:mc="http://schemas.openxmlformats.org/markup-compatibility/2006" xmlns:aink="http://schemas.microsoft.com/office/drawing/2016/ink" xmlns:am3d="http://schemas.microsoft.com/office/drawing/2017/model3d" xmlns:o="urn:schemas-microsoft-com:office:office" xmlns:oel="http://schemas.microsoft.com/office/2019/extlst" xmlns:r="http://schemas.openxmlformats.org/officeDocument/2006/relationships" xmlns:m="http://schemas.openxmlformats.org/officeDocument/2006/math" xmlns:v="urn:schemas-microsoft-com:vml" xmlns:wp14="http://schemas.microsoft.com/office/word/2010/wordprocessingDrawing" xmlns:wp="http://schemas.openxmlformats.org/drawingml/2006/wordprocessingDrawing" xmlns:w10="urn:schemas-microsoft-com:office:word" xmlns:w="http://schemas.openxmlformats.org/wordprocessingml/2006/main" xmlns:w14="http://schemas.microsoft.com/office/word/2010/wordml" xmlns:w15="http://schemas.microsoft.com/office/word/2012/wordml" xmlns:w16cex="http://schemas.microsoft.com/office/word/2018/wordml/cex" xmlns:w16cid="http://schemas.microsoft.com/office/word/2016/wordml/cid" xmlns:w16="http://schemas.microsoft.com/office/word/2018/wordml" xmlns:w16du="http://schemas.microsoft.com/office/word/2023/wordml/word16du" xmlns:w16sdtdh="http://schemas.microsoft.com/office/word/2020/wordml/sdtdatahash" xmlns:w16sdtfl="http://schemas.microsoft.com/office/word/2024/wordml/sdtformatlock" xmlns:w16se="http://schemas.microsoft.com/office/word/2015/wordml/symex" xmlns:wpg="http://schemas.microsoft.com/office/word/2010/wordprocessingGroup" xmlns:wpi="http://schemas.microsoft.com/office/word/2010/wordprocessingInk" xmlns:wne="http://schemas.microsoft.com/office/word/2006/wordml" xmlns:wps="http://schemas.microsoft.com/office/word/2010/wordprocessingShape" mc:Ignorable="w14 w15 w16se w16cid w16 w16cex w16sdtdh w16sdtfl w16du wp14">
   <w:abstractNum w:abstractNumId="0" w15:restartNumberingAfterBreak="0">
+    <w:nsid w:val="04A32210"/>
+    <w:multiLevelType w:val="multilevel"/>
+    <w:tmpl w:val="CB40CE88"/>
+    <w:lvl w:ilvl="0">
+      <w:start w:val="1"/>
+      <w:numFmt w:val="decimal"/>
+      <w:lvlText w:val="%1."/>
+      <w:lvlJc w:val="left"/>
+      <w:pPr>
+        <w:tabs>
+          <w:tab w:val="num" w:pos="720"/>
+        </w:tabs>
+        <w:ind w:left="720" w:hanging="360"/>
+      </w:pPr>
+    </w:lvl>
+    <w:lvl w:ilvl="1" w:tentative="1">
+      <w:start w:val="1"/>
+      <w:numFmt w:val="decimal"/>
+      <w:lvlText w:val="%2."/>
+      <w:lvlJc w:val="left"/>
+      <w:pPr>
+        <w:tabs>
+          <w:tab w:val="num" w:pos="1440"/>
+        </w:tabs>
+        <w:ind w:left="1440" w:hanging="360"/>
+      </w:pPr>
+    </w:lvl>
+    <w:lvl w:ilvl="2" w:tentative="1">
+      <w:start w:val="1"/>
+      <w:numFmt w:val="decimal"/>
+      <w:lvlText w:val="%3."/>
+      <w:lvlJc w:val="left"/>
+      <w:pPr>
+        <w:tabs>
+          <w:tab w:val="num" w:pos="2160"/>
+        </w:tabs>
+        <w:ind w:left="2160" w:hanging="360"/>
+      </w:pPr>
+    </w:lvl>
+    <w:lvl w:ilvl="3" w:tentative="1">
+      <w:start w:val="1"/>
+      <w:numFmt w:val="decimal"/>
+      <w:lvlText w:val="%4."/>
+      <w:lvlJc w:val="left"/>
+      <w:pPr>
+        <w:tabs>
+          <w:tab w:val="num" w:pos="2880"/>
+        </w:tabs>
+        <w:ind w:left="2880" w:hanging="360"/>
+      </w:pPr>
+    </w:lvl>
+    <w:lvl w:ilvl="4" w:tentative="1">
+      <w:start w:val="1"/>
+      <w:numFmt w:val="decimal"/>
+      <w:lvlText w:val="%5."/>
+      <w:lvlJc w:val="left"/>
+      <w:pPr>
+        <w:tabs>
+          <w:tab w:val="num" w:pos="3600"/>
+        </w:tabs>
+        <w:ind w:left="3600" w:hanging="360"/>
+      </w:pPr>
+    </w:lvl>
+    <w:lvl w:ilvl="5" w:tentative="1">
+      <w:start w:val="1"/>
+      <w:numFmt w:val="decimal"/>
+      <w:lvlText w:val="%6."/>
+      <w:lvlJc w:val="left"/>
+      <w:pPr>
+        <w:tabs>
+          <w:tab w:val="num" w:pos="4320"/>
+        </w:tabs>
+        <w:ind w:left="4320" w:hanging="360"/>
+      </w:pPr>
+    </w:lvl>
+    <w:lvl w:ilvl="6" w:tentative="1">
+      <w:start w:val="1"/>
+      <w:numFmt w:val="decimal"/>
+      <w:lvlText w:val="%7."/>
+      <w:lvlJc w:val="left"/>
+      <w:pPr>
+        <w:tabs>
+          <w:tab w:val="num" w:pos="5040"/>
+        </w:tabs>
+        <w:ind w:left="5040" w:hanging="360"/>
+      </w:pPr>
+    </w:lvl>
+    <w:lvl w:ilvl="7" w:tentative="1">
+      <w:start w:val="1"/>
+      <w:numFmt w:val="decimal"/>
+      <w:lvlText w:val="%8."/>
+      <w:lvlJc w:val="left"/>
+      <w:pPr>
+        <w:tabs>
+          <w:tab w:val="num" w:pos="5760"/>
+        </w:tabs>
+        <w:ind w:left="5760" w:hanging="360"/>
+      </w:pPr>
+    </w:lvl>
+    <w:lvl w:ilvl="8" w:tentative="1">
+      <w:start w:val="1"/>
+      <w:numFmt w:val="decimal"/>
+      <w:lvlText w:val="%9."/>
+      <w:lvlJc w:val="left"/>
+      <w:pPr>
+        <w:tabs>
+          <w:tab w:val="num" w:pos="6480"/>
+        </w:tabs>
+        <w:ind w:left="6480" w:hanging="360"/>
+      </w:pPr>
+    </w:lvl>
+  </w:abstractNum>
+  <w:abstractNum w:abstractNumId="1" w15:restartNumberingAfterBreak="0">
     <w:nsid w:val="16C53233"/>
     <w:multiLevelType w:val="multilevel"/>
     <w:tmpl w:val="F8F8C2D0"/>
@@ -1440,7 +2467,156 @@
       </w:rPr>
     </w:lvl>
   </w:abstractNum>
-  <w:abstractNum w:abstractNumId="1" w15:restartNumberingAfterBreak="0">
+  <w:abstractNum w:abstractNumId="2" w15:restartNumberingAfterBreak="0">
+    <w:nsid w:val="21D81F3B"/>
+    <w:multiLevelType w:val="multilevel"/>
+    <w:tmpl w:val="C8EA5C86"/>
+    <w:lvl w:ilvl="0">
+      <w:start w:val="1"/>
+      <w:numFmt w:val="bullet"/>
+      <w:lvlText w:val=""/>
+      <w:lvlJc w:val="left"/>
+      <w:pPr>
+        <w:tabs>
+          <w:tab w:val="num" w:pos="720"/>
+        </w:tabs>
+        <w:ind w:left="720" w:hanging="360"/>
+      </w:pPr>
+      <w:rPr>
+        <w:rFonts w:ascii="Symbol" w:hAnsi="Symbol" w:hint="default"/>
+        <w:sz w:val="20"/>
+      </w:rPr>
+    </w:lvl>
+    <w:lvl w:ilvl="1" w:tentative="1">
+      <w:start w:val="1"/>
+      <w:numFmt w:val="bullet"/>
+      <w:lvlText w:val="o"/>
+      <w:lvlJc w:val="left"/>
+      <w:pPr>
+        <w:tabs>
+          <w:tab w:val="num" w:pos="1440"/>
+        </w:tabs>
+        <w:ind w:left="1440" w:hanging="360"/>
+      </w:pPr>
+      <w:rPr>
+        <w:rFonts w:ascii="Courier New" w:hAnsi="Courier New" w:hint="default"/>
+        <w:sz w:val="20"/>
+      </w:rPr>
+    </w:lvl>
+    <w:lvl w:ilvl="2" w:tentative="1">
+      <w:start w:val="1"/>
+      <w:numFmt w:val="bullet"/>
+      <w:lvlText w:val=""/>
+      <w:lvlJc w:val="left"/>
+      <w:pPr>
+        <w:tabs>
+          <w:tab w:val="num" w:pos="2160"/>
+        </w:tabs>
+        <w:ind w:left="2160" w:hanging="360"/>
+      </w:pPr>
+      <w:rPr>
+        <w:rFonts w:ascii="Wingdings" w:hAnsi="Wingdings" w:hint="default"/>
+        <w:sz w:val="20"/>
+      </w:rPr>
+    </w:lvl>
+    <w:lvl w:ilvl="3" w:tentative="1">
+      <w:start w:val="1"/>
+      <w:numFmt w:val="bullet"/>
+      <w:lvlText w:val=""/>
+      <w:lvlJc w:val="left"/>
+      <w:pPr>
+        <w:tabs>
+          <w:tab w:val="num" w:pos="2880"/>
+        </w:tabs>
+        <w:ind w:left="2880" w:hanging="360"/>
+      </w:pPr>
+      <w:rPr>
+        <w:rFonts w:ascii="Wingdings" w:hAnsi="Wingdings" w:hint="default"/>
+        <w:sz w:val="20"/>
+      </w:rPr>
+    </w:lvl>
+    <w:lvl w:ilvl="4" w:tentative="1">
+      <w:start w:val="1"/>
+      <w:numFmt w:val="bullet"/>
+      <w:lvlText w:val=""/>
+      <w:lvlJc w:val="left"/>
+      <w:pPr>
+        <w:tabs>
+          <w:tab w:val="num" w:pos="3600"/>
+        </w:tabs>
+        <w:ind w:left="3600" w:hanging="360"/>
+      </w:pPr>
+      <w:rPr>
+        <w:rFonts w:ascii="Wingdings" w:hAnsi="Wingdings" w:hint="default"/>
+        <w:sz w:val="20"/>
+      </w:rPr>
+    </w:lvl>
+    <w:lvl w:ilvl="5" w:tentative="1">
+      <w:start w:val="1"/>
+      <w:numFmt w:val="bullet"/>
+      <w:lvlText w:val=""/>
+      <w:lvlJc w:val="left"/>
+      <w:pPr>
+        <w:tabs>
+          <w:tab w:val="num" w:pos="4320"/>
+        </w:tabs>
+        <w:ind w:left="4320" w:hanging="360"/>
+      </w:pPr>
+      <w:rPr>
+        <w:rFonts w:ascii="Wingdings" w:hAnsi="Wingdings" w:hint="default"/>
+        <w:sz w:val="20"/>
+      </w:rPr>
+    </w:lvl>
+    <w:lvl w:ilvl="6" w:tentative="1">
+      <w:start w:val="1"/>
+      <w:numFmt w:val="bullet"/>
+      <w:lvlText w:val=""/>
+      <w:lvlJc w:val="left"/>
+      <w:pPr>
+        <w:tabs>
+          <w:tab w:val="num" w:pos="5040"/>
+        </w:tabs>
+        <w:ind w:left="5040" w:hanging="360"/>
+      </w:pPr>
+      <w:rPr>
+        <w:rFonts w:ascii="Wingdings" w:hAnsi="Wingdings" w:hint="default"/>
+        <w:sz w:val="20"/>
+      </w:rPr>
+    </w:lvl>
+    <w:lvl w:ilvl="7" w:tentative="1">
+      <w:start w:val="1"/>
+      <w:numFmt w:val="bullet"/>
+      <w:lvlText w:val=""/>
+      <w:lvlJc w:val="left"/>
+      <w:pPr>
+        <w:tabs>
+          <w:tab w:val="num" w:pos="5760"/>
+        </w:tabs>
+        <w:ind w:left="5760" w:hanging="360"/>
+      </w:pPr>
+      <w:rPr>
+        <w:rFonts w:ascii="Wingdings" w:hAnsi="Wingdings" w:hint="default"/>
+        <w:sz w:val="20"/>
+      </w:rPr>
+    </w:lvl>
+    <w:lvl w:ilvl="8" w:tentative="1">
+      <w:start w:val="1"/>
+      <w:numFmt w:val="bullet"/>
+      <w:lvlText w:val=""/>
+      <w:lvlJc w:val="left"/>
+      <w:pPr>
+        <w:tabs>
+          <w:tab w:val="num" w:pos="6480"/>
+        </w:tabs>
+        <w:ind w:left="6480" w:hanging="360"/>
+      </w:pPr>
+      <w:rPr>
+        <w:rFonts w:ascii="Wingdings" w:hAnsi="Wingdings" w:hint="default"/>
+        <w:sz w:val="20"/>
+      </w:rPr>
+    </w:lvl>
+  </w:abstractNum>
+  <w:abstractNum w:abstractNumId="3" w15:restartNumberingAfterBreak="0">
     <w:nsid w:val="27CC6F91"/>
     <w:multiLevelType w:val="multilevel"/>
     <w:tmpl w:val="B9D0D7F6"/>
@@ -1589,7 +2765,7 @@
       </w:rPr>
     </w:lvl>
   </w:abstractNum>
-  <w:abstractNum w:abstractNumId="2" w15:restartNumberingAfterBreak="0">
+  <w:abstractNum w:abstractNumId="4" w15:restartNumberingAfterBreak="0">
     <w:nsid w:val="286C6156"/>
     <w:multiLevelType w:val="multilevel"/>
     <w:tmpl w:val="F4588890"/>
@@ -1738,7 +2914,269 @@
       </w:rPr>
     </w:lvl>
   </w:abstractNum>
-  <w:abstractNum w:abstractNumId="3" w15:restartNumberingAfterBreak="0">
+  <w:abstractNum w:abstractNumId="5" w15:restartNumberingAfterBreak="0">
+    <w:nsid w:val="2EB816B6"/>
+    <w:multiLevelType w:val="multilevel"/>
+    <w:tmpl w:val="054A5146"/>
+    <w:lvl w:ilvl="0">
+      <w:start w:val="1"/>
+      <w:numFmt w:val="bullet"/>
+      <w:lvlText w:val=""/>
+      <w:lvlJc w:val="left"/>
+      <w:pPr>
+        <w:tabs>
+          <w:tab w:val="num" w:pos="720"/>
+        </w:tabs>
+        <w:ind w:left="720" w:hanging="360"/>
+      </w:pPr>
+      <w:rPr>
+        <w:rFonts w:ascii="Symbol" w:hAnsi="Symbol" w:hint="default"/>
+        <w:sz w:val="20"/>
+      </w:rPr>
+    </w:lvl>
+    <w:lvl w:ilvl="1" w:tentative="1">
+      <w:start w:val="1"/>
+      <w:numFmt w:val="bullet"/>
+      <w:lvlText w:val="o"/>
+      <w:lvlJc w:val="left"/>
+      <w:pPr>
+        <w:tabs>
+          <w:tab w:val="num" w:pos="1440"/>
+        </w:tabs>
+        <w:ind w:left="1440" w:hanging="360"/>
+      </w:pPr>
+      <w:rPr>
+        <w:rFonts w:ascii="Courier New" w:hAnsi="Courier New" w:hint="default"/>
+        <w:sz w:val="20"/>
+      </w:rPr>
+    </w:lvl>
+    <w:lvl w:ilvl="2" w:tentative="1">
+      <w:start w:val="1"/>
+      <w:numFmt w:val="bullet"/>
+      <w:lvlText w:val=""/>
+      <w:lvlJc w:val="left"/>
+      <w:pPr>
+        <w:tabs>
+          <w:tab w:val="num" w:pos="2160"/>
+        </w:tabs>
+        <w:ind w:left="2160" w:hanging="360"/>
+      </w:pPr>
+      <w:rPr>
+        <w:rFonts w:ascii="Wingdings" w:hAnsi="Wingdings" w:hint="default"/>
+        <w:sz w:val="20"/>
+      </w:rPr>
+    </w:lvl>
+    <w:lvl w:ilvl="3" w:tentative="1">
+      <w:start w:val="1"/>
+      <w:numFmt w:val="bullet"/>
+      <w:lvlText w:val=""/>
+      <w:lvlJc w:val="left"/>
+      <w:pPr>
+        <w:tabs>
+          <w:tab w:val="num" w:pos="2880"/>
+        </w:tabs>
+        <w:ind w:left="2880" w:hanging="360"/>
+      </w:pPr>
+      <w:rPr>
+        <w:rFonts w:ascii="Wingdings" w:hAnsi="Wingdings" w:hint="default"/>
+        <w:sz w:val="20"/>
+      </w:rPr>
+    </w:lvl>
+    <w:lvl w:ilvl="4" w:tentative="1">
+      <w:start w:val="1"/>
+      <w:numFmt w:val="bullet"/>
+      <w:lvlText w:val=""/>
+      <w:lvlJc w:val="left"/>
+      <w:pPr>
+        <w:tabs>
+          <w:tab w:val="num" w:pos="3600"/>
+        </w:tabs>
+        <w:ind w:left="3600" w:hanging="360"/>
+      </w:pPr>
+      <w:rPr>
+        <w:rFonts w:ascii="Wingdings" w:hAnsi="Wingdings" w:hint="default"/>
+        <w:sz w:val="20"/>
+      </w:rPr>
+    </w:lvl>
+    <w:lvl w:ilvl="5" w:tentative="1">
+      <w:start w:val="1"/>
+      <w:numFmt w:val="bullet"/>
+      <w:lvlText w:val=""/>
+      <w:lvlJc w:val="left"/>
+      <w:pPr>
+        <w:tabs>
+          <w:tab w:val="num" w:pos="4320"/>
+        </w:tabs>
+        <w:ind w:left="4320" w:hanging="360"/>
+      </w:pPr>
+      <w:rPr>
+        <w:rFonts w:ascii="Wingdings" w:hAnsi="Wingdings" w:hint="default"/>
+        <w:sz w:val="20"/>
+      </w:rPr>
+    </w:lvl>
+    <w:lvl w:ilvl="6" w:tentative="1">
+      <w:start w:val="1"/>
+      <w:numFmt w:val="bullet"/>
+      <w:lvlText w:val=""/>
+      <w:lvlJc w:val="left"/>
+      <w:pPr>
+        <w:tabs>
+          <w:tab w:val="num" w:pos="5040"/>
+        </w:tabs>
+        <w:ind w:left="5040" w:hanging="360"/>
+      </w:pPr>
+      <w:rPr>
+        <w:rFonts w:ascii="Wingdings" w:hAnsi="Wingdings" w:hint="default"/>
+        <w:sz w:val="20"/>
+      </w:rPr>
+    </w:lvl>
+    <w:lvl w:ilvl="7" w:tentative="1">
+      <w:start w:val="1"/>
+      <w:numFmt w:val="bullet"/>
+      <w:lvlText w:val=""/>
+      <w:lvlJc w:val="left"/>
+      <w:pPr>
+        <w:tabs>
+          <w:tab w:val="num" w:pos="5760"/>
+        </w:tabs>
+        <w:ind w:left="5760" w:hanging="360"/>
+      </w:pPr>
+      <w:rPr>
+        <w:rFonts w:ascii="Wingdings" w:hAnsi="Wingdings" w:hint="default"/>
+        <w:sz w:val="20"/>
+      </w:rPr>
+    </w:lvl>
+    <w:lvl w:ilvl="8" w:tentative="1">
+      <w:start w:val="1"/>
+      <w:numFmt w:val="bullet"/>
+      <w:lvlText w:val=""/>
+      <w:lvlJc w:val="left"/>
+      <w:pPr>
+        <w:tabs>
+          <w:tab w:val="num" w:pos="6480"/>
+        </w:tabs>
+        <w:ind w:left="6480" w:hanging="360"/>
+      </w:pPr>
+      <w:rPr>
+        <w:rFonts w:ascii="Wingdings" w:hAnsi="Wingdings" w:hint="default"/>
+        <w:sz w:val="20"/>
+      </w:rPr>
+    </w:lvl>
+  </w:abstractNum>
+  <w:abstractNum w:abstractNumId="6" w15:restartNumberingAfterBreak="0">
+    <w:nsid w:val="2F3C59F6"/>
+    <w:multiLevelType w:val="multilevel"/>
+    <w:tmpl w:val="F6EAF506"/>
+    <w:lvl w:ilvl="0">
+      <w:start w:val="1"/>
+      <w:numFmt w:val="decimal"/>
+      <w:lvlText w:val="%1."/>
+      <w:lvlJc w:val="left"/>
+      <w:pPr>
+        <w:tabs>
+          <w:tab w:val="num" w:pos="720"/>
+        </w:tabs>
+        <w:ind w:left="720" w:hanging="360"/>
+      </w:pPr>
+    </w:lvl>
+    <w:lvl w:ilvl="1" w:tentative="1">
+      <w:start w:val="1"/>
+      <w:numFmt w:val="decimal"/>
+      <w:lvlText w:val="%2."/>
+      <w:lvlJc w:val="left"/>
+      <w:pPr>
+        <w:tabs>
+          <w:tab w:val="num" w:pos="1440"/>
+        </w:tabs>
+        <w:ind w:left="1440" w:hanging="360"/>
+      </w:pPr>
+    </w:lvl>
+    <w:lvl w:ilvl="2" w:tentative="1">
+      <w:start w:val="1"/>
+      <w:numFmt w:val="decimal"/>
+      <w:lvlText w:val="%3."/>
+      <w:lvlJc w:val="left"/>
+      <w:pPr>
+        <w:tabs>
+          <w:tab w:val="num" w:pos="2160"/>
+        </w:tabs>
+        <w:ind w:left="2160" w:hanging="360"/>
+      </w:pPr>
+    </w:lvl>
+    <w:lvl w:ilvl="3" w:tentative="1">
+      <w:start w:val="1"/>
+      <w:numFmt w:val="decimal"/>
+      <w:lvlText w:val="%4."/>
+      <w:lvlJc w:val="left"/>
+      <w:pPr>
+        <w:tabs>
+          <w:tab w:val="num" w:pos="2880"/>
+        </w:tabs>
+        <w:ind w:left="2880" w:hanging="360"/>
+      </w:pPr>
+    </w:lvl>
+    <w:lvl w:ilvl="4" w:tentative="1">
+      <w:start w:val="1"/>
+      <w:numFmt w:val="decimal"/>
+      <w:lvlText w:val="%5."/>
+      <w:lvlJc w:val="left"/>
+      <w:pPr>
+        <w:tabs>
+          <w:tab w:val="num" w:pos="3600"/>
+        </w:tabs>
+        <w:ind w:left="3600" w:hanging="360"/>
+      </w:pPr>
+    </w:lvl>
+    <w:lvl w:ilvl="5" w:tentative="1">
+      <w:start w:val="1"/>
+      <w:numFmt w:val="decimal"/>
+      <w:lvlText w:val="%6."/>
+      <w:lvlJc w:val="left"/>
+      <w:pPr>
+        <w:tabs>
+          <w:tab w:val="num" w:pos="4320"/>
+        </w:tabs>
+        <w:ind w:left="4320" w:hanging="360"/>
+      </w:pPr>
+    </w:lvl>
+    <w:lvl w:ilvl="6" w:tentative="1">
+      <w:start w:val="1"/>
+      <w:numFmt w:val="decimal"/>
+      <w:lvlText w:val="%7."/>
+      <w:lvlJc w:val="left"/>
+      <w:pPr>
+        <w:tabs>
+          <w:tab w:val="num" w:pos="5040"/>
+        </w:tabs>
+        <w:ind w:left="5040" w:hanging="360"/>
+      </w:pPr>
+    </w:lvl>
+    <w:lvl w:ilvl="7" w:tentative="1">
+      <w:start w:val="1"/>
+      <w:numFmt w:val="decimal"/>
+      <w:lvlText w:val="%8."/>
+      <w:lvlJc w:val="left"/>
+      <w:pPr>
+        <w:tabs>
+          <w:tab w:val="num" w:pos="5760"/>
+        </w:tabs>
+        <w:ind w:left="5760" w:hanging="360"/>
+      </w:pPr>
+    </w:lvl>
+    <w:lvl w:ilvl="8" w:tentative="1">
+      <w:start w:val="1"/>
+      <w:numFmt w:val="decimal"/>
+      <w:lvlText w:val="%9."/>
+      <w:lvlJc w:val="left"/>
+      <w:pPr>
+        <w:tabs>
+          <w:tab w:val="num" w:pos="6480"/>
+        </w:tabs>
+        <w:ind w:left="6480" w:hanging="360"/>
+      </w:pPr>
+    </w:lvl>
+  </w:abstractNum>
+  <w:abstractNum w:abstractNumId="7" w15:restartNumberingAfterBreak="0">
     <w:nsid w:val="32FE7E95"/>
     <w:multiLevelType w:val="multilevel"/>
     <w:tmpl w:val="DFB4A660"/>
@@ -1851,7 +3289,7 @@
       </w:pPr>
     </w:lvl>
   </w:abstractNum>
-  <w:abstractNum w:abstractNumId="4" w15:restartNumberingAfterBreak="0">
+  <w:abstractNum w:abstractNumId="8" w15:restartNumberingAfterBreak="0">
     <w:nsid w:val="39775B79"/>
     <w:multiLevelType w:val="hybridMultilevel"/>
     <w:tmpl w:val="027C8D90"/>
@@ -1964,7 +3402,120 @@
       </w:rPr>
     </w:lvl>
   </w:abstractNum>
-  <w:abstractNum w:abstractNumId="5" w15:restartNumberingAfterBreak="0">
+  <w:abstractNum w:abstractNumId="9" w15:restartNumberingAfterBreak="0">
+    <w:nsid w:val="3A3E2D52"/>
+    <w:multiLevelType w:val="hybridMultilevel"/>
+    <w:tmpl w:val="CED0BFB0"/>
+    <w:lvl w:ilvl="0" w:tplc="40090001">
+      <w:start w:val="1"/>
+      <w:numFmt w:val="bullet"/>
+      <w:lvlText w:val=""/>
+      <w:lvlJc w:val="left"/>
+      <w:pPr>
+        <w:ind w:left="720" w:hanging="360"/>
+      </w:pPr>
+      <w:rPr>
+        <w:rFonts w:ascii="Symbol" w:hAnsi="Symbol" w:hint="default"/>
+      </w:rPr>
+    </w:lvl>
+    <w:lvl w:ilvl="1" w:tplc="40090003" w:tentative="1">
+      <w:start w:val="1"/>
+      <w:numFmt w:val="bullet"/>
+      <w:lvlText w:val="o"/>
+      <w:lvlJc w:val="left"/>
+      <w:pPr>
+        <w:ind w:left="1440" w:hanging="360"/>
+      </w:pPr>
+      <w:rPr>
+        <w:rFonts w:ascii="Courier New" w:hAnsi="Courier New" w:cs="Courier New" w:hint="default"/>
+      </w:rPr>
+    </w:lvl>
+    <w:lvl w:ilvl="2" w:tplc="40090005" w:tentative="1">
+      <w:start w:val="1"/>
+      <w:numFmt w:val="bullet"/>
+      <w:lvlText w:val=""/>
+      <w:lvlJc w:val="left"/>
+      <w:pPr>
+        <w:ind w:left="2160" w:hanging="360"/>
+      </w:pPr>
+      <w:rPr>
+        <w:rFonts w:ascii="Wingdings" w:hAnsi="Wingdings" w:hint="default"/>
+      </w:rPr>
+    </w:lvl>
+    <w:lvl w:ilvl="3" w:tplc="40090001" w:tentative="1">
+      <w:start w:val="1"/>
+      <w:numFmt w:val="bullet"/>
+      <w:lvlText w:val=""/>
+      <w:lvlJc w:val="left"/>
+      <w:pPr>
+        <w:ind w:left="2880" w:hanging="360"/>
+      </w:pPr>
+      <w:rPr>
+        <w:rFonts w:ascii="Symbol" w:hAnsi="Symbol" w:hint="default"/>
+      </w:rPr>
+    </w:lvl>
+    <w:lvl w:ilvl="4" w:tplc="40090003" w:tentative="1">
+      <w:start w:val="1"/>
+      <w:numFmt w:val="bullet"/>
+      <w:lvlText w:val="o"/>
+      <w:lvlJc w:val="left"/>
+      <w:pPr>
+        <w:ind w:left="3600" w:hanging="360"/>
+      </w:pPr>
+      <w:rPr>
+        <w:rFonts w:ascii="Courier New" w:hAnsi="Courier New" w:cs="Courier New" w:hint="default"/>
+      </w:rPr>
+    </w:lvl>
+    <w:lvl w:ilvl="5" w:tplc="40090005" w:tentative="1">
+      <w:start w:val="1"/>
+      <w:numFmt w:val="bullet"/>
+      <w:lvlText w:val=""/>
+      <w:lvlJc w:val="left"/>
+      <w:pPr>
+        <w:ind w:left="4320" w:hanging="360"/>
+      </w:pPr>
+      <w:rPr>
+        <w:rFonts w:ascii="Wingdings" w:hAnsi="Wingdings" w:hint="default"/>
+      </w:rPr>
+    </w:lvl>
+    <w:lvl w:ilvl="6" w:tplc="40090001" w:tentative="1">
+      <w:start w:val="1"/>
+      <w:numFmt w:val="bullet"/>
+      <w:lvlText w:val=""/>
+      <w:lvlJc w:val="left"/>
+      <w:pPr>
+        <w:ind w:left="5040" w:hanging="360"/>
+      </w:pPr>
+      <w:rPr>
+        <w:rFonts w:ascii="Symbol" w:hAnsi="Symbol" w:hint="default"/>
+      </w:rPr>
+    </w:lvl>
+    <w:lvl w:ilvl="7" w:tplc="40090003" w:tentative="1">
+      <w:start w:val="1"/>
+      <w:numFmt w:val="bullet"/>
+      <w:lvlText w:val="o"/>
+      <w:lvlJc w:val="left"/>
+      <w:pPr>
+        <w:ind w:left="5760" w:hanging="360"/>
+      </w:pPr>
+      <w:rPr>
+        <w:rFonts w:ascii="Courier New" w:hAnsi="Courier New" w:cs="Courier New" w:hint="default"/>
+      </w:rPr>
+    </w:lvl>
+    <w:lvl w:ilvl="8" w:tplc="40090005" w:tentative="1">
+      <w:start w:val="1"/>
+      <w:numFmt w:val="bullet"/>
+      <w:lvlText w:val=""/>
+      <w:lvlJc w:val="left"/>
+      <w:pPr>
+        <w:ind w:left="6480" w:hanging="360"/>
+      </w:pPr>
+      <w:rPr>
+        <w:rFonts w:ascii="Wingdings" w:hAnsi="Wingdings" w:hint="default"/>
+      </w:rPr>
+    </w:lvl>
+  </w:abstractNum>
+  <w:abstractNum w:abstractNumId="10" w15:restartNumberingAfterBreak="0">
     <w:nsid w:val="3C554C6F"/>
     <w:multiLevelType w:val="hybridMultilevel"/>
     <w:tmpl w:val="E3C47DA4"/>
@@ -2077,7 +3628,156 @@
       </w:rPr>
     </w:lvl>
   </w:abstractNum>
-  <w:abstractNum w:abstractNumId="6" w15:restartNumberingAfterBreak="0">
+  <w:abstractNum w:abstractNumId="11" w15:restartNumberingAfterBreak="0">
+    <w:nsid w:val="49E63062"/>
+    <w:multiLevelType w:val="multilevel"/>
+    <w:tmpl w:val="A1CCA500"/>
+    <w:lvl w:ilvl="0">
+      <w:start w:val="1"/>
+      <w:numFmt w:val="bullet"/>
+      <w:lvlText w:val=""/>
+      <w:lvlJc w:val="left"/>
+      <w:pPr>
+        <w:tabs>
+          <w:tab w:val="num" w:pos="720"/>
+        </w:tabs>
+        <w:ind w:left="720" w:hanging="360"/>
+      </w:pPr>
+      <w:rPr>
+        <w:rFonts w:ascii="Symbol" w:hAnsi="Symbol" w:hint="default"/>
+        <w:sz w:val="20"/>
+      </w:rPr>
+    </w:lvl>
+    <w:lvl w:ilvl="1" w:tentative="1">
+      <w:start w:val="1"/>
+      <w:numFmt w:val="bullet"/>
+      <w:lvlText w:val="o"/>
+      <w:lvlJc w:val="left"/>
+      <w:pPr>
+        <w:tabs>
+          <w:tab w:val="num" w:pos="1440"/>
+        </w:tabs>
+        <w:ind w:left="1440" w:hanging="360"/>
+      </w:pPr>
+      <w:rPr>
+        <w:rFonts w:ascii="Courier New" w:hAnsi="Courier New" w:hint="default"/>
+        <w:sz w:val="20"/>
+      </w:rPr>
+    </w:lvl>
+    <w:lvl w:ilvl="2" w:tentative="1">
+      <w:start w:val="1"/>
+      <w:numFmt w:val="bullet"/>
+      <w:lvlText w:val=""/>
+      <w:lvlJc w:val="left"/>
+      <w:pPr>
+        <w:tabs>
+          <w:tab w:val="num" w:pos="2160"/>
+        </w:tabs>
+        <w:ind w:left="2160" w:hanging="360"/>
+      </w:pPr>
+      <w:rPr>
+        <w:rFonts w:ascii="Wingdings" w:hAnsi="Wingdings" w:hint="default"/>
+        <w:sz w:val="20"/>
+      </w:rPr>
+    </w:lvl>
+    <w:lvl w:ilvl="3" w:tentative="1">
+      <w:start w:val="1"/>
+      <w:numFmt w:val="bullet"/>
+      <w:lvlText w:val=""/>
+      <w:lvlJc w:val="left"/>
+      <w:pPr>
+        <w:tabs>
+          <w:tab w:val="num" w:pos="2880"/>
+        </w:tabs>
+        <w:ind w:left="2880" w:hanging="360"/>
+      </w:pPr>
+      <w:rPr>
+        <w:rFonts w:ascii="Wingdings" w:hAnsi="Wingdings" w:hint="default"/>
+        <w:sz w:val="20"/>
+      </w:rPr>
+    </w:lvl>
+    <w:lvl w:ilvl="4" w:tentative="1">
+      <w:start w:val="1"/>
+      <w:numFmt w:val="bullet"/>
+      <w:lvlText w:val=""/>
+      <w:lvlJc w:val="left"/>
+      <w:pPr>
+        <w:tabs>
+          <w:tab w:val="num" w:pos="3600"/>
+        </w:tabs>
+        <w:ind w:left="3600" w:hanging="360"/>
+      </w:pPr>
+      <w:rPr>
+        <w:rFonts w:ascii="Wingdings" w:hAnsi="Wingdings" w:hint="default"/>
+        <w:sz w:val="20"/>
+      </w:rPr>
+    </w:lvl>
+    <w:lvl w:ilvl="5" w:tentative="1">
+      <w:start w:val="1"/>
+      <w:numFmt w:val="bullet"/>
+      <w:lvlText w:val=""/>
+      <w:lvlJc w:val="left"/>
+      <w:pPr>
+        <w:tabs>
+          <w:tab w:val="num" w:pos="4320"/>
+        </w:tabs>
+        <w:ind w:left="4320" w:hanging="360"/>
+      </w:pPr>
+      <w:rPr>
+        <w:rFonts w:ascii="Wingdings" w:hAnsi="Wingdings" w:hint="default"/>
+        <w:sz w:val="20"/>
+      </w:rPr>
+    </w:lvl>
+    <w:lvl w:ilvl="6" w:tentative="1">
+      <w:start w:val="1"/>
+      <w:numFmt w:val="bullet"/>
+      <w:lvlText w:val=""/>
+      <w:lvlJc w:val="left"/>
+      <w:pPr>
+        <w:tabs>
+          <w:tab w:val="num" w:pos="5040"/>
+        </w:tabs>
+        <w:ind w:left="5040" w:hanging="360"/>
+      </w:pPr>
+      <w:rPr>
+        <w:rFonts w:ascii="Wingdings" w:hAnsi="Wingdings" w:hint="default"/>
+        <w:sz w:val="20"/>
+      </w:rPr>
+    </w:lvl>
+    <w:lvl w:ilvl="7" w:tentative="1">
+      <w:start w:val="1"/>
+      <w:numFmt w:val="bullet"/>
+      <w:lvlText w:val=""/>
+      <w:lvlJc w:val="left"/>
+      <w:pPr>
+        <w:tabs>
+          <w:tab w:val="num" w:pos="5760"/>
+        </w:tabs>
+        <w:ind w:left="5760" w:hanging="360"/>
+      </w:pPr>
+      <w:rPr>
+        <w:rFonts w:ascii="Wingdings" w:hAnsi="Wingdings" w:hint="default"/>
+        <w:sz w:val="20"/>
+      </w:rPr>
+    </w:lvl>
+    <w:lvl w:ilvl="8" w:tentative="1">
+      <w:start w:val="1"/>
+      <w:numFmt w:val="bullet"/>
+      <w:lvlText w:val=""/>
+      <w:lvlJc w:val="left"/>
+      <w:pPr>
+        <w:tabs>
+          <w:tab w:val="num" w:pos="6480"/>
+        </w:tabs>
+        <w:ind w:left="6480" w:hanging="360"/>
+      </w:pPr>
+      <w:rPr>
+        <w:rFonts w:ascii="Wingdings" w:hAnsi="Wingdings" w:hint="default"/>
+        <w:sz w:val="20"/>
+      </w:rPr>
+    </w:lvl>
+  </w:abstractNum>
+  <w:abstractNum w:abstractNumId="12" w15:restartNumberingAfterBreak="0">
     <w:nsid w:val="4A3A54F6"/>
     <w:multiLevelType w:val="multilevel"/>
     <w:tmpl w:val="715E85BE"/>
@@ -2226,7 +3926,120 @@
       </w:rPr>
     </w:lvl>
   </w:abstractNum>
-  <w:abstractNum w:abstractNumId="7" w15:restartNumberingAfterBreak="0">
+  <w:abstractNum w:abstractNumId="13" w15:restartNumberingAfterBreak="0">
+    <w:nsid w:val="4A9E61C3"/>
+    <w:multiLevelType w:val="multilevel"/>
+    <w:tmpl w:val="6EA4F2B4"/>
+    <w:lvl w:ilvl="0">
+      <w:start w:val="1"/>
+      <w:numFmt w:val="decimal"/>
+      <w:lvlText w:val="%1."/>
+      <w:lvlJc w:val="left"/>
+      <w:pPr>
+        <w:tabs>
+          <w:tab w:val="num" w:pos="720"/>
+        </w:tabs>
+        <w:ind w:left="720" w:hanging="360"/>
+      </w:pPr>
+    </w:lvl>
+    <w:lvl w:ilvl="1" w:tentative="1">
+      <w:start w:val="1"/>
+      <w:numFmt w:val="decimal"/>
+      <w:lvlText w:val="%2."/>
+      <w:lvlJc w:val="left"/>
+      <w:pPr>
+        <w:tabs>
+          <w:tab w:val="num" w:pos="1440"/>
+        </w:tabs>
+        <w:ind w:left="1440" w:hanging="360"/>
+      </w:pPr>
+    </w:lvl>
+    <w:lvl w:ilvl="2" w:tentative="1">
+      <w:start w:val="1"/>
+      <w:numFmt w:val="decimal"/>
+      <w:lvlText w:val="%3."/>
+      <w:lvlJc w:val="left"/>
+      <w:pPr>
+        <w:tabs>
+          <w:tab w:val="num" w:pos="2160"/>
+        </w:tabs>
+        <w:ind w:left="2160" w:hanging="360"/>
+      </w:pPr>
+    </w:lvl>
+    <w:lvl w:ilvl="3" w:tentative="1">
+      <w:start w:val="1"/>
+      <w:numFmt w:val="decimal"/>
+      <w:lvlText w:val="%4."/>
+      <w:lvlJc w:val="left"/>
+      <w:pPr>
+        <w:tabs>
+          <w:tab w:val="num" w:pos="2880"/>
+        </w:tabs>
+        <w:ind w:left="2880" w:hanging="360"/>
+      </w:pPr>
+    </w:lvl>
+    <w:lvl w:ilvl="4" w:tentative="1">
+      <w:start w:val="1"/>
+      <w:numFmt w:val="decimal"/>
+      <w:lvlText w:val="%5."/>
+      <w:lvlJc w:val="left"/>
+      <w:pPr>
+        <w:tabs>
+          <w:tab w:val="num" w:pos="3600"/>
+        </w:tabs>
+        <w:ind w:left="3600" w:hanging="360"/>
+      </w:pPr>
+    </w:lvl>
+    <w:lvl w:ilvl="5" w:tentative="1">
+      <w:start w:val="1"/>
+      <w:numFmt w:val="decimal"/>
+      <w:lvlText w:val="%6."/>
+      <w:lvlJc w:val="left"/>
+      <w:pPr>
+        <w:tabs>
+          <w:tab w:val="num" w:pos="4320"/>
+        </w:tabs>
+        <w:ind w:left="4320" w:hanging="360"/>
+      </w:pPr>
+    </w:lvl>
+    <w:lvl w:ilvl="6" w:tentative="1">
+      <w:start w:val="1"/>
+      <w:numFmt w:val="decimal"/>
+      <w:lvlText w:val="%7."/>
+      <w:lvlJc w:val="left"/>
+      <w:pPr>
+        <w:tabs>
+          <w:tab w:val="num" w:pos="5040"/>
+        </w:tabs>
+        <w:ind w:left="5040" w:hanging="360"/>
+      </w:pPr>
+    </w:lvl>
+    <w:lvl w:ilvl="7" w:tentative="1">
+      <w:start w:val="1"/>
+      <w:numFmt w:val="decimal"/>
+      <w:lvlText w:val="%8."/>
+      <w:lvlJc w:val="left"/>
+      <w:pPr>
+        <w:tabs>
+          <w:tab w:val="num" w:pos="5760"/>
+        </w:tabs>
+        <w:ind w:left="5760" w:hanging="360"/>
+      </w:pPr>
+    </w:lvl>
+    <w:lvl w:ilvl="8" w:tentative="1">
+      <w:start w:val="1"/>
+      <w:numFmt w:val="decimal"/>
+      <w:lvlText w:val="%9."/>
+      <w:lvlJc w:val="left"/>
+      <w:pPr>
+        <w:tabs>
+          <w:tab w:val="num" w:pos="6480"/>
+        </w:tabs>
+        <w:ind w:left="6480" w:hanging="360"/>
+      </w:pPr>
+    </w:lvl>
+  </w:abstractNum>
+  <w:abstractNum w:abstractNumId="14" w15:restartNumberingAfterBreak="0">
     <w:nsid w:val="5A746A1E"/>
     <w:multiLevelType w:val="multilevel"/>
     <w:tmpl w:val="A9D865C0"/>
@@ -2339,7 +4152,120 @@
       </w:pPr>
     </w:lvl>
   </w:abstractNum>
-  <w:abstractNum w:abstractNumId="8" w15:restartNumberingAfterBreak="0">
+  <w:abstractNum w:abstractNumId="15" w15:restartNumberingAfterBreak="0">
+    <w:nsid w:val="61345A54"/>
+    <w:multiLevelType w:val="multilevel"/>
+    <w:tmpl w:val="310AD690"/>
+    <w:lvl w:ilvl="0">
+      <w:start w:val="1"/>
+      <w:numFmt w:val="decimal"/>
+      <w:lvlText w:val="%1."/>
+      <w:lvlJc w:val="left"/>
+      <w:pPr>
+        <w:tabs>
+          <w:tab w:val="num" w:pos="720"/>
+        </w:tabs>
+        <w:ind w:left="720" w:hanging="360"/>
+      </w:pPr>
+    </w:lvl>
+    <w:lvl w:ilvl="1" w:tentative="1">
+      <w:start w:val="1"/>
+      <w:numFmt w:val="decimal"/>
+      <w:lvlText w:val="%2."/>
+      <w:lvlJc w:val="left"/>
+      <w:pPr>
+        <w:tabs>
+          <w:tab w:val="num" w:pos="1440"/>
+        </w:tabs>
+        <w:ind w:left="1440" w:hanging="360"/>
+      </w:pPr>
+    </w:lvl>
+    <w:lvl w:ilvl="2" w:tentative="1">
+      <w:start w:val="1"/>
+      <w:numFmt w:val="decimal"/>
+      <w:lvlText w:val="%3."/>
+      <w:lvlJc w:val="left"/>
+      <w:pPr>
+        <w:tabs>
+          <w:tab w:val="num" w:pos="2160"/>
+        </w:tabs>
+        <w:ind w:left="2160" w:hanging="360"/>
+      </w:pPr>
+    </w:lvl>
+    <w:lvl w:ilvl="3" w:tentative="1">
+      <w:start w:val="1"/>
+      <w:numFmt w:val="decimal"/>
+      <w:lvlText w:val="%4."/>
+      <w:lvlJc w:val="left"/>
+      <w:pPr>
+        <w:tabs>
+          <w:tab w:val="num" w:pos="2880"/>
+        </w:tabs>
+        <w:ind w:left="2880" w:hanging="360"/>
+      </w:pPr>
+    </w:lvl>
+    <w:lvl w:ilvl="4" w:tentative="1">
+      <w:start w:val="1"/>
+      <w:numFmt w:val="decimal"/>
+      <w:lvlText w:val="%5."/>
+      <w:lvlJc w:val="left"/>
+      <w:pPr>
+        <w:tabs>
+          <w:tab w:val="num" w:pos="3600"/>
+        </w:tabs>
+        <w:ind w:left="3600" w:hanging="360"/>
+      </w:pPr>
+    </w:lvl>
+    <w:lvl w:ilvl="5" w:tentative="1">
+      <w:start w:val="1"/>
+      <w:numFmt w:val="decimal"/>
+      <w:lvlText w:val="%6."/>
+      <w:lvlJc w:val="left"/>
+      <w:pPr>
+        <w:tabs>
+          <w:tab w:val="num" w:pos="4320"/>
+        </w:tabs>
+        <w:ind w:left="4320" w:hanging="360"/>
+      </w:pPr>
+    </w:lvl>
+    <w:lvl w:ilvl="6" w:tentative="1">
+      <w:start w:val="1"/>
+      <w:numFmt w:val="decimal"/>
+      <w:lvlText w:val="%7."/>
+      <w:lvlJc w:val="left"/>
+      <w:pPr>
+        <w:tabs>
+          <w:tab w:val="num" w:pos="5040"/>
+        </w:tabs>
+        <w:ind w:left="5040" w:hanging="360"/>
+      </w:pPr>
+    </w:lvl>
+    <w:lvl w:ilvl="7" w:tentative="1">
+      <w:start w:val="1"/>
+      <w:numFmt w:val="decimal"/>
+      <w:lvlText w:val="%8."/>
+      <w:lvlJc w:val="left"/>
+      <w:pPr>
+        <w:tabs>
+          <w:tab w:val="num" w:pos="5760"/>
+        </w:tabs>
+        <w:ind w:left="5760" w:hanging="360"/>
+      </w:pPr>
+    </w:lvl>
+    <w:lvl w:ilvl="8" w:tentative="1">
+      <w:start w:val="1"/>
+      <w:numFmt w:val="decimal"/>
+      <w:lvlText w:val="%9."/>
+      <w:lvlJc w:val="left"/>
+      <w:pPr>
+        <w:tabs>
+          <w:tab w:val="num" w:pos="6480"/>
+        </w:tabs>
+        <w:ind w:left="6480" w:hanging="360"/>
+      </w:pPr>
+    </w:lvl>
+  </w:abstractNum>
+  <w:abstractNum w:abstractNumId="16" w15:restartNumberingAfterBreak="0">
     <w:nsid w:val="687340EF"/>
     <w:multiLevelType w:val="multilevel"/>
     <w:tmpl w:val="998403B2"/>
@@ -2489,31 +4415,55 @@
     </w:lvl>
   </w:abstractNum>
   <w:num w:numId="1" w16cid:durableId="535968339">
+    <w:abstractNumId w:val="12"/>
+  </w:num>
+  <w:num w:numId="2" w16cid:durableId="228928173">
+    <w:abstractNumId w:val="7"/>
+  </w:num>
+  <w:num w:numId="3" w16cid:durableId="854536772">
+    <w:abstractNumId w:val="4"/>
+  </w:num>
+  <w:num w:numId="4" w16cid:durableId="124931622">
+    <w:abstractNumId w:val="16"/>
+  </w:num>
+  <w:num w:numId="5" w16cid:durableId="253128094">
+    <w:abstractNumId w:val="1"/>
+  </w:num>
+  <w:num w:numId="6" w16cid:durableId="1466702157">
+    <w:abstractNumId w:val="3"/>
+  </w:num>
+  <w:num w:numId="7" w16cid:durableId="23601932">
+    <w:abstractNumId w:val="10"/>
+  </w:num>
+  <w:num w:numId="8" w16cid:durableId="50660614">
+    <w:abstractNumId w:val="14"/>
+  </w:num>
+  <w:num w:numId="9" w16cid:durableId="938679478">
+    <w:abstractNumId w:val="8"/>
+  </w:num>
+  <w:num w:numId="10" w16cid:durableId="90132339">
+    <w:abstractNumId w:val="9"/>
+  </w:num>
+  <w:num w:numId="11" w16cid:durableId="755781688">
+    <w:abstractNumId w:val="11"/>
+  </w:num>
+  <w:num w:numId="12" w16cid:durableId="1039936053">
     <w:abstractNumId w:val="6"/>
   </w:num>
-  <w:num w:numId="2" w16cid:durableId="228928173">
-    <w:abstractNumId w:val="3"/>
+  <w:num w:numId="13" w16cid:durableId="2115709284">
+    <w:abstractNumId w:val="15"/>
   </w:num>
-  <w:num w:numId="3" w16cid:durableId="854536772">
+  <w:num w:numId="14" w16cid:durableId="1057706751">
+    <w:abstractNumId w:val="5"/>
+  </w:num>
+  <w:num w:numId="15" w16cid:durableId="2133550811">
     <w:abstractNumId w:val="2"/>
   </w:num>
-  <w:num w:numId="4" w16cid:durableId="124931622">
-    <w:abstractNumId w:val="8"/>
-  </w:num>
-  <w:num w:numId="5" w16cid:durableId="253128094">
+  <w:num w:numId="16" w16cid:durableId="2059283573">
     <w:abstractNumId w:val="0"/>
   </w:num>
-  <w:num w:numId="6" w16cid:durableId="1466702157">
-    <w:abstractNumId w:val="1"/>
-  </w:num>
-  <w:num w:numId="7" w16cid:durableId="23601932">
-    <w:abstractNumId w:val="5"/>
-  </w:num>
-  <w:num w:numId="8" w16cid:durableId="50660614">
-    <w:abstractNumId w:val="7"/>
-  </w:num>
-  <w:num w:numId="9" w16cid:durableId="938679478">
-    <w:abstractNumId w:val="4"/>
+  <w:num w:numId="17" w16cid:durableId="936596562">
+    <w:abstractNumId w:val="13"/>
   </w:num>
 </w:numbering>
 </file>
